--- a/templates/remunerado.docx
+++ b/templates/remunerado.docx
@@ -1,8 +1,8 @@
 
 <file path=word/document.xml><?xml version="1.0" encoding="utf-8"?>
-<w:document xmlns:wpc="http://schemas.microsoft.com/office/word/2010/wordprocessingCanvas" xmlns:cx="http://schemas.microsoft.com/office/drawing/2014/chartex" xmlns:cx1="http://schemas.microsoft.com/office/drawing/2015/9/8/chartex" xmlns:cx2="http://schemas.microsoft.com/office/drawing/2015/10/21/chartex" xmlns:cx3="http://schemas.microsoft.com/office/drawing/2016/5/9/chartex" xmlns:cx4="http://schemas.microsoft.com/office/drawing/2016/5/10/chartex" xmlns:cx5="http://schemas.microsoft.com/office/drawing/2016/5/11/chartex" xmlns:cx6="http://schemas.microsoft.com/office/drawing/2016/5/12/chartex" xmlns:cx7="http://schemas.microsoft.com/office/drawing/2016/5/13/chartex" xmlns:cx8="http://schemas.microsoft.com/office/drawing/2016/5/14/chartex" xmlns:mc="http://schemas.openxmlformats.org/markup-compatibility/2006" xmlns:aink="http://schemas.microsoft.com/office/drawing/2016/ink" xmlns:am3d="http://schemas.microsoft.com/office/drawing/2017/model3d" xmlns:o="urn:schemas-microsoft-com:office:office" xmlns:oel="http://schemas.microsoft.com/office/2019/extlst" xmlns:r="http://schemas.openxmlformats.org/officeDocument/2006/relationships" xmlns:m="http://schemas.openxmlformats.org/officeDocument/2006/math" xmlns:v="urn:schemas-microsoft-com:vml" xmlns:wp14="http://schemas.microsoft.com/office/word/2010/wordprocessingDrawing" xmlns:wp="http://schemas.openxmlformats.org/drawingml/2006/wordprocessingDrawing" xmlns:w10="urn:schemas-microsoft-com:office:word" xmlns:w="http://schemas.openxmlformats.org/wordprocessingml/2006/main" xmlns:w14="http://schemas.microsoft.com/office/word/2010/wordml" xmlns:w15="http://schemas.microsoft.com/office/word/2012/wordml" xmlns:w16cex="http://schemas.microsoft.com/office/word/2018/wordml/cex" xmlns:w16cid="http://schemas.microsoft.com/office/word/2016/wordml/cid" xmlns:w16="http://schemas.microsoft.com/office/word/2018/wordml" xmlns:w16du="http://schemas.microsoft.com/office/word/2023/wordml/word16du" xmlns:w16sdtdh="http://schemas.microsoft.com/office/word/2020/wordml/sdtdatahash" xmlns:w16sdtfl="http://schemas.microsoft.com/office/word/2024/wordml/sdtformatlock" xmlns:w16se="http://schemas.microsoft.com/office/word/2015/wordml/symex" xmlns:wpg="http://schemas.microsoft.com/office/word/2010/wordprocessingGroup" xmlns:wpi="http://schemas.microsoft.com/office/word/2010/wordprocessingInk" xmlns:wne="http://schemas.microsoft.com/office/word/2006/wordml" xmlns:wps="http://schemas.microsoft.com/office/word/2010/wordprocessingShape" mc:Ignorable="w14 w15 w16se w16cid w16 w16cex w16sdtdh w16sdtfl w16du wp14">
+<w:document xmlns:ns1="http://schemas.openxmlformats.org/markup-compatibility/2006" xmlns:ns2="http://schemas.microsoft.com/office/word/2010/wordml" xmlns:ns3="http://schemas.openxmlformats.org/officeDocument/2006/relationships" xmlns:w="http://schemas.openxmlformats.org/wordprocessingml/2006/main" ns1:Ignorable="w14 w15 w16se w16cid w16 w16cex w16sdtdh w16sdtfl w16du wp14">
   <w:body>
-    <w:p>
+    <w:p ns2:paraId="2DFAC5BA" ns2:textId="77777777">
       <w:pPr>
         <w:ind w:left="4678"/>
         <w:jc w:val="both"/>
@@ -11,7 +11,7 @@
         </w:rPr>
       </w:pPr>
     </w:p>
-    <w:p>
+    <w:p ns2:paraId="088029BF" ns2:textId="77777777">
       <w:pPr>
         <w:spacing w:line="360" w:lineRule="auto"/>
         <w:jc w:val="center"/>
@@ -32,7 +32,7 @@
         <w:t>TERMO DE CONVÊNIO DE CONCESSÃO – ESTÁGIO REMUNERADO</w:t>
       </w:r>
     </w:p>
-    <w:p>
+    <w:p ns2:paraId="37CE3F35" ns2:textId="77777777">
       <w:pPr>
         <w:spacing w:line="360" w:lineRule="auto"/>
         <w:jc w:val="center"/>
@@ -62,7 +62,7 @@
       <w:tblGrid>
         <w:gridCol w:w="9638"/>
       </w:tblGrid>
-      <w:tr>
+      <w:tr ns2:paraId="1BD41BAE" ns2:textId="77777777">
         <w:trPr>
           <w:trHeight w:val="465"/>
           <w:jc w:val="center"/>
@@ -79,7 +79,7 @@
             <w:shd w:val="clear" w:color="auto" w:fill="E7E6E6"/>
             <w:vAlign w:val="center"/>
           </w:tcPr>
-          <w:p>
+          <w:p ns2:paraId="7E5B9E48" ns2:textId="77777777">
             <w:pPr>
               <w:spacing w:line="360" w:lineRule="auto"/>
               <w:ind w:left="74"/>
@@ -103,7 +103,7 @@
           </w:p>
         </w:tc>
       </w:tr>
-      <w:tr>
+      <w:tr ns2:paraId="53DF2728" ns2:textId="77777777">
         <w:trPr>
           <w:trHeight w:val="1953"/>
           <w:jc w:val="center"/>
@@ -115,7 +115,7 @@
               <w:top w:val="single" w:sz="12" w:space="0" w:color="000000"/>
             </w:tcBorders>
           </w:tcPr>
-          <w:p>
+          <w:p ns2:paraId="3336AEDD" ns2:textId="77777777">
             <w:pPr>
               <w:spacing w:line="276" w:lineRule="auto"/>
               <w:jc w:val="both"/>
@@ -155,7 +155,7 @@
         </w:tc>
       </w:tr>
     </w:tbl>
-    <w:p>
+    <w:p ns2:paraId="32EDFF53" ns2:textId="77777777">
       <w:pPr>
         <w:spacing w:line="360" w:lineRule="auto"/>
         <w:jc w:val="both"/>
@@ -188,7 +188,7 @@
         <w:gridCol w:w="2378"/>
         <w:gridCol w:w="1764"/>
       </w:tblGrid>
-      <w:tr>
+      <w:tr ns2:paraId="2738FF5F" ns2:textId="77777777">
         <w:trPr>
           <w:trHeight w:val="438"/>
           <w:jc w:val="center"/>
@@ -206,7 +206,7 @@
             <w:shd w:val="clear" w:color="auto" w:fill="E7E6E6"/>
             <w:vAlign w:val="center"/>
           </w:tcPr>
-          <w:p>
+          <w:p ns2:paraId="6F68EC2A" ns2:textId="77777777">
             <w:pPr>
               <w:spacing w:line="360" w:lineRule="auto"/>
               <w:ind w:left="142"/>
@@ -230,7 +230,7 @@
           </w:p>
         </w:tc>
       </w:tr>
-      <w:tr>
+      <w:tr ns2:paraId="1575BA34" ns2:textId="77777777">
         <w:trPr>
           <w:trHeight w:val="427"/>
           <w:jc w:val="center"/>
@@ -245,7 +245,7 @@
             </w:tcBorders>
             <w:vAlign w:val="center"/>
           </w:tcPr>
-          <w:p>
+          <w:p ns2:paraId="50A99995" ns2:textId="77777777">
             <w:pPr>
               <w:spacing w:line="360" w:lineRule="auto"/>
               <w:ind w:left="22"/>
@@ -281,7 +281,7 @@
           </w:p>
         </w:tc>
       </w:tr>
-      <w:tr>
+      <w:tr ns2:paraId="09155463" ns2:textId="77777777">
         <w:trPr>
           <w:trHeight w:val="427"/>
           <w:jc w:val="center"/>
@@ -296,7 +296,7 @@
             </w:tcBorders>
             <w:vAlign w:val="center"/>
           </w:tcPr>
-          <w:p>
+          <w:p ns2:paraId="607524E5" ns2:textId="77777777">
             <w:pPr>
               <w:spacing w:line="360" w:lineRule="auto"/>
               <w:ind w:left="22"/>
@@ -333,7 +333,7 @@
           </w:p>
         </w:tc>
       </w:tr>
-      <w:tr>
+      <w:tr ns2:paraId="1C63008C" ns2:textId="77777777">
         <w:trPr>
           <w:trHeight w:val="427"/>
           <w:jc w:val="center"/>
@@ -348,7 +348,7 @@
             </w:tcBorders>
             <w:vAlign w:val="center"/>
           </w:tcPr>
-          <w:p>
+          <w:p ns2:paraId="125322B9" ns2:textId="77777777">
             <w:pPr>
               <w:spacing w:line="276" w:lineRule="auto"/>
               <w:ind w:left="22"/>
@@ -383,7 +383,7 @@
               <w:t xml:space="preserve"> {alvara}</w:t>
             </w:r>
           </w:p>
-          <w:p>
+          <w:p ns2:paraId="1A67D4FF" ns2:textId="77777777">
             <w:pPr>
               <w:spacing w:line="276" w:lineRule="auto"/>
               <w:ind w:left="22"/>
@@ -407,7 +407,7 @@
           </w:p>
         </w:tc>
       </w:tr>
-      <w:tr>
+      <w:tr ns2:paraId="5999ABBF" ns2:textId="77777777">
         <w:trPr>
           <w:trHeight w:val="427"/>
           <w:jc w:val="center"/>
@@ -422,7 +422,7 @@
             </w:tcBorders>
             <w:vAlign w:val="center"/>
           </w:tcPr>
-          <w:p>
+          <w:p ns2:paraId="1D18C065" ns2:textId="77777777">
             <w:pPr>
               <w:spacing w:line="360" w:lineRule="auto"/>
               <w:ind w:left="22"/>
@@ -472,7 +472,7 @@
           </w:p>
         </w:tc>
       </w:tr>
-      <w:tr>
+      <w:tr ns2:paraId="12C9FCEA" ns2:textId="77777777">
         <w:trPr>
           <w:trHeight w:val="427"/>
           <w:jc w:val="center"/>
@@ -487,7 +487,7 @@
             </w:tcBorders>
             <w:vAlign w:val="center"/>
           </w:tcPr>
-          <w:p>
+          <w:p ns2:paraId="775E9C0B" ns2:textId="77777777">
             <w:pPr>
               <w:spacing w:line="360" w:lineRule="auto"/>
               <w:ind w:left="22"/>
@@ -544,7 +544,7 @@
             </w:tcBorders>
             <w:vAlign w:val="center"/>
           </w:tcPr>
-          <w:p>
+          <w:p ns2:paraId="03955427" ns2:textId="77777777">
             <w:pPr>
               <w:spacing w:line="360" w:lineRule="auto"/>
               <w:ind w:left="22"/>
@@ -594,7 +594,7 @@
           </w:p>
         </w:tc>
       </w:tr>
-      <w:tr>
+      <w:tr ns2:paraId="793805F6" ns2:textId="77777777">
         <w:trPr>
           <w:trHeight w:val="519"/>
           <w:jc w:val="center"/>
@@ -608,7 +608,7 @@
             </w:tcBorders>
             <w:vAlign w:val="center"/>
           </w:tcPr>
-          <w:p>
+          <w:p ns2:paraId="69F85EF1" ns2:textId="77777777">
             <w:pPr>
               <w:spacing w:line="360" w:lineRule="auto"/>
               <w:ind w:left="22"/>
@@ -674,7 +674,7 @@
             </w:tcBorders>
             <w:vAlign w:val="center"/>
           </w:tcPr>
-          <w:p>
+          <w:p ns2:paraId="785F3DC1" ns2:textId="77777777">
             <w:pPr>
               <w:spacing w:line="360" w:lineRule="auto"/>
               <w:ind w:left="22"/>
@@ -740,7 +740,7 @@
             </w:tcBorders>
             <w:vAlign w:val="center"/>
           </w:tcPr>
-          <w:p>
+          <w:p ns2:paraId="78D11F21" ns2:textId="77777777">
             <w:pPr>
               <w:spacing w:line="360" w:lineRule="auto"/>
               <w:ind w:left="22"/>
@@ -806,7 +806,7 @@
             </w:tcBorders>
             <w:vAlign w:val="center"/>
           </w:tcPr>
-          <w:p>
+          <w:p ns2:paraId="09A4254F" ns2:textId="77777777">
             <w:pPr>
               <w:spacing w:line="360" w:lineRule="auto"/>
               <w:ind w:left="22"/>
@@ -864,7 +864,7 @@
           </w:p>
         </w:tc>
       </w:tr>
-      <w:tr>
+      <w:tr ns2:paraId="6D8A287E" ns2:textId="77777777">
         <w:trPr>
           <w:trHeight w:val="480"/>
           <w:jc w:val="center"/>
@@ -878,7 +878,7 @@
             </w:tcBorders>
             <w:vAlign w:val="center"/>
           </w:tcPr>
-          <w:p>
+          <w:p ns2:paraId="7549AC65" ns2:textId="13E5D4B8">
             <w:pPr>
               <w:spacing w:line="360" w:lineRule="auto"/>
               <w:ind w:left="22"/>
@@ -935,7 +935,7 @@
             </w:tcBorders>
             <w:vAlign w:val="center"/>
           </w:tcPr>
-          <w:p>
+          <w:p ns2:paraId="26678C9D" ns2:textId="731E4A64">
             <w:pPr>
               <w:spacing w:line="360" w:lineRule="auto"/>
               <w:rPr>
@@ -989,7 +989,7 @@
           </w:p>
         </w:tc>
       </w:tr>
-      <w:tr>
+      <w:tr ns2:paraId="0A5620FE" ns2:textId="77777777">
         <w:trPr>
           <w:trHeight w:val="480"/>
           <w:jc w:val="center"/>
@@ -1004,7 +1004,7 @@
             </w:tcBorders>
             <w:vAlign w:val="center"/>
           </w:tcPr>
-          <w:p>
+          <w:p ns2:paraId="68405239" ns2:textId="77777777">
             <w:pPr>
               <w:spacing w:line="276" w:lineRule="auto"/>
               <w:ind w:left="22"/>
@@ -1052,7 +1052,7 @@
               <w:t xml:space="preserve"> {representante}</w:t>
             </w:r>
           </w:p>
-          <w:p>
+          <w:p ns2:paraId="069F36A4" ns2:textId="7F4ADDC7">
             <w:pPr>
               <w:spacing w:line="276" w:lineRule="auto"/>
               <w:ind w:left="22"/>
@@ -1114,7 +1114,7 @@
             </w:tcBorders>
             <w:vAlign w:val="center"/>
           </w:tcPr>
-          <w:p>
+          <w:p ns2:paraId="24FFF491" ns2:textId="77777777">
             <w:pPr>
               <w:spacing w:line="360" w:lineRule="auto"/>
               <w:ind w:left="22"/>
@@ -1155,7 +1155,7 @@
           </w:p>
         </w:tc>
       </w:tr>
-      <w:tr>
+      <w:tr ns2:paraId="175E7ED9" ns2:textId="77777777">
         <w:trPr>
           <w:trHeight w:val="427"/>
           <w:jc w:val="center"/>
@@ -1170,7 +1170,7 @@
             </w:tcBorders>
             <w:vAlign w:val="center"/>
           </w:tcPr>
-          <w:p>
+          <w:p ns2:paraId="253C5A3C" ns2:textId="7CDD754B">
             <w:pPr>
               <w:spacing w:line="360" w:lineRule="auto"/>
               <w:ind w:left="22"/>
@@ -1240,25 +1240,25 @@
         </w:tc>
       </w:tr>
     </w:tbl>
-    <w:p>
-      <w:pPr>
-        <w:spacing w:line="360" w:lineRule="auto"/>
-        <w:jc w:val="both"/>
-        <w:rPr>
-          <w:rFonts w:ascii="Arial" w:eastAsia="Arial" w:hAnsi="Arial" w:cs="Arial"/>
-        </w:rPr>
-      </w:pPr>
-    </w:p>
-    <w:p>
-      <w:pPr>
-        <w:spacing w:line="360" w:lineRule="auto"/>
-        <w:jc w:val="both"/>
-        <w:rPr>
-          <w:rFonts w:ascii="Arial" w:eastAsia="Arial" w:hAnsi="Arial" w:cs="Arial"/>
-        </w:rPr>
-      </w:pPr>
-    </w:p>
-    <w:p>
+    <w:p ns2:paraId="1F351683" ns2:textId="77777777">
+      <w:pPr>
+        <w:spacing w:line="360" w:lineRule="auto"/>
+        <w:jc w:val="both"/>
+        <w:rPr>
+          <w:rFonts w:ascii="Arial" w:eastAsia="Arial" w:hAnsi="Arial" w:cs="Arial"/>
+        </w:rPr>
+      </w:pPr>
+    </w:p>
+    <w:p ns2:paraId="52AD6499" ns2:textId="77777777">
+      <w:pPr>
+        <w:spacing w:line="360" w:lineRule="auto"/>
+        <w:jc w:val="both"/>
+        <w:rPr>
+          <w:rFonts w:ascii="Arial" w:eastAsia="Arial" w:hAnsi="Arial" w:cs="Arial"/>
+        </w:rPr>
+      </w:pPr>
+    </w:p>
+    <w:p ns2:paraId="60F92695" ns2:textId="77777777">
       <w:pPr>
         <w:spacing w:line="360" w:lineRule="auto"/>
         <w:jc w:val="both"/>
@@ -1311,18 +1311,18 @@
         <w:t>, firmam o presente Convênio de Concessão de Estágio de acordo com as seguintes condições:</w:t>
       </w:r>
     </w:p>
-    <w:p>
-      <w:pPr>
-        <w:spacing w:line="360" w:lineRule="auto"/>
-        <w:jc w:val="both"/>
-        <w:rPr>
-          <w:rFonts w:ascii="Arial" w:eastAsia="Arial" w:hAnsi="Arial" w:cs="Arial"/>
-          <w:sz w:val="24"/>
-          <w:szCs w:val="24"/>
-        </w:rPr>
-      </w:pPr>
-    </w:p>
-    <w:p>
+    <w:p ns2:paraId="514A1CA3" ns2:textId="77777777">
+      <w:pPr>
+        <w:spacing w:line="360" w:lineRule="auto"/>
+        <w:jc w:val="both"/>
+        <w:rPr>
+          <w:rFonts w:ascii="Arial" w:eastAsia="Arial" w:hAnsi="Arial" w:cs="Arial"/>
+          <w:sz w:val="24"/>
+          <w:szCs w:val="24"/>
+        </w:rPr>
+      </w:pPr>
+    </w:p>
+    <w:p ns2:paraId="23397262" ns2:textId="77777777">
       <w:pPr>
         <w:spacing w:line="360" w:lineRule="auto"/>
         <w:jc w:val="center"/>
@@ -1343,7 +1343,7 @@
         <w:t>CLÁUSULA 1ª - DO OBJETO E DA FINALIDADE DO CONVÊNIO</w:t>
       </w:r>
     </w:p>
-    <w:p>
+    <w:p ns2:paraId="6DE5D2EB" ns2:textId="77777777">
       <w:pPr>
         <w:spacing w:line="360" w:lineRule="auto"/>
         <w:ind w:left="1134" w:hanging="567"/>
@@ -1356,7 +1356,7 @@
         </w:rPr>
       </w:pPr>
     </w:p>
-    <w:p>
+    <w:p ns2:paraId="24D97FDA" ns2:textId="77777777">
       <w:pPr>
         <w:widowControl/>
         <w:spacing w:line="360" w:lineRule="auto"/>
@@ -1394,7 +1394,7 @@
         <w:t>que será sempre de interesse curricular, com previsão no Projeto Pedagógico do respectivo Curso, constituindo-se em meio para que os discentes, futuros profissionais das diferentes áreas do saber, tenham treinamento prático na linha de sua formação, em situações reais de vida e trabalho, nos termos da Lei nº 11.788 de 25 de Setembro de 2008 e demais legislações regulamentadoras.</w:t>
       </w:r>
     </w:p>
-    <w:p>
+    <w:p ns2:paraId="470A990C" ns2:textId="77777777">
       <w:pPr>
         <w:spacing w:line="360" w:lineRule="auto"/>
         <w:jc w:val="both"/>
@@ -1415,7 +1415,7 @@
         <w:t xml:space="preserve"> </w:t>
       </w:r>
     </w:p>
-    <w:p>
+    <w:p ns2:paraId="7C9E4CCE" ns2:textId="77777777">
       <w:pPr>
         <w:spacing w:line="360" w:lineRule="auto"/>
         <w:jc w:val="center"/>
@@ -1436,19 +1436,19 @@
         <w:t>CLÁUSULA 2ª - DAS OBRIGAÇÕES DA CONVENENTE</w:t>
       </w:r>
     </w:p>
-    <w:p>
-      <w:pPr>
-        <w:spacing w:line="360" w:lineRule="auto"/>
-        <w:jc w:val="both"/>
-        <w:rPr>
-          <w:rFonts w:ascii="Arial" w:eastAsia="Arial" w:hAnsi="Arial" w:cs="Arial"/>
-          <w:b/>
-          <w:sz w:val="24"/>
-          <w:szCs w:val="24"/>
-        </w:rPr>
-      </w:pPr>
-    </w:p>
-    <w:p>
+    <w:p ns2:paraId="5FF566CE" ns2:textId="77777777">
+      <w:pPr>
+        <w:spacing w:line="360" w:lineRule="auto"/>
+        <w:jc w:val="both"/>
+        <w:rPr>
+          <w:rFonts w:ascii="Arial" w:eastAsia="Arial" w:hAnsi="Arial" w:cs="Arial"/>
+          <w:b/>
+          <w:sz w:val="24"/>
+          <w:szCs w:val="24"/>
+        </w:rPr>
+      </w:pPr>
+    </w:p>
+    <w:p ns2:paraId="6475E34C" ns2:textId="77777777">
       <w:pPr>
         <w:spacing w:line="360" w:lineRule="auto"/>
         <w:jc w:val="both"/>
@@ -1493,18 +1493,18 @@
         <w:t xml:space="preserve"> as seguintes obrigações:</w:t>
       </w:r>
     </w:p>
-    <w:p>
-      <w:pPr>
-        <w:spacing w:line="360" w:lineRule="auto"/>
-        <w:jc w:val="both"/>
-        <w:rPr>
-          <w:rFonts w:ascii="Arial" w:eastAsia="Arial" w:hAnsi="Arial" w:cs="Arial"/>
-          <w:sz w:val="24"/>
-          <w:szCs w:val="24"/>
-        </w:rPr>
-      </w:pPr>
-    </w:p>
-    <w:p>
+    <w:p ns2:paraId="199DBB1F" ns2:textId="77777777">
+      <w:pPr>
+        <w:spacing w:line="360" w:lineRule="auto"/>
+        <w:jc w:val="both"/>
+        <w:rPr>
+          <w:rFonts w:ascii="Arial" w:eastAsia="Arial" w:hAnsi="Arial" w:cs="Arial"/>
+          <w:sz w:val="24"/>
+          <w:szCs w:val="24"/>
+        </w:rPr>
+      </w:pPr>
+    </w:p>
+    <w:p ns2:paraId="532045F0" ns2:textId="77777777">
       <w:pPr>
         <w:widowControl/>
         <w:numPr>
@@ -1529,7 +1529,7 @@
         <w:t>Fornecer à CONVENIADA, quando solicitado, informações acadêmicas de seus discentes que vierem a beneficiar-se de tais ações;</w:t>
       </w:r>
     </w:p>
-    <w:p>
+    <w:p ns2:paraId="1827F270" ns2:textId="77777777">
       <w:pPr>
         <w:widowControl/>
         <w:numPr>
@@ -1554,7 +1554,7 @@
         <w:t>Propiciar condições que facilitem a inclusão de seus discentes nas oportunidades abertas pela CONVENIADA;</w:t>
       </w:r>
     </w:p>
-    <w:p>
+    <w:p ns2:paraId="4F8C7BE4" ns2:textId="77777777">
       <w:pPr>
         <w:widowControl/>
         <w:numPr>
@@ -1579,7 +1579,7 @@
         <w:t>Divulgar junto a seus discentes, quando for o caso, as oportunidades de estágios abertas;</w:t>
       </w:r>
     </w:p>
-    <w:p>
+    <w:p ns2:paraId="5B79C56C" ns2:textId="77777777">
       <w:pPr>
         <w:widowControl/>
         <w:numPr>
@@ -1604,7 +1604,7 @@
         <w:t>Assinar como interveniente, os Termos de Compromissos e Aditivos de Estágios que vierem a ser celebrados entre seus discentes e a CONVENIADA;</w:t>
       </w:r>
     </w:p>
-    <w:p>
+    <w:p ns2:paraId="6997BA24" ns2:textId="77777777">
       <w:pPr>
         <w:spacing w:line="360" w:lineRule="auto"/>
         <w:ind w:left="426"/>
@@ -1623,7 +1623,7 @@
         <w:t>Confirmar a situação de regularidade acadêmica quando for solicitado pela CONVENIADA;</w:t>
       </w:r>
     </w:p>
-    <w:p>
+    <w:p ns2:paraId="7CCCE538" ns2:textId="77777777">
       <w:pPr>
         <w:widowControl/>
         <w:numPr>
@@ -1648,7 +1648,7 @@
         <w:t>Proceder à supervisão do estágio com orientação técnico-profissional ao aluno;</w:t>
       </w:r>
     </w:p>
-    <w:p>
+    <w:p ns2:paraId="5B8295FF" ns2:textId="77777777">
       <w:pPr>
         <w:widowControl/>
         <w:numPr>
@@ -1673,18 +1673,18 @@
         <w:t>Supervisionar as atividades a serem desenvolvidas, com as intervenções necessárias, observados os preceitos da ética profissional;</w:t>
       </w:r>
     </w:p>
-    <w:p>
-      <w:pPr>
-        <w:spacing w:line="360" w:lineRule="auto"/>
-        <w:jc w:val="both"/>
-        <w:rPr>
-          <w:rFonts w:ascii="Arial" w:eastAsia="Arial" w:hAnsi="Arial" w:cs="Arial"/>
-          <w:sz w:val="24"/>
-          <w:szCs w:val="24"/>
-        </w:rPr>
-      </w:pPr>
-    </w:p>
-    <w:p>
+    <w:p ns2:paraId="3BC12CD5" ns2:textId="77777777">
+      <w:pPr>
+        <w:spacing w:line="360" w:lineRule="auto"/>
+        <w:jc w:val="both"/>
+        <w:rPr>
+          <w:rFonts w:ascii="Arial" w:eastAsia="Arial" w:hAnsi="Arial" w:cs="Arial"/>
+          <w:sz w:val="24"/>
+          <w:szCs w:val="24"/>
+        </w:rPr>
+      </w:pPr>
+    </w:p>
+    <w:p ns2:paraId="7CE1AF02" ns2:textId="77777777">
       <w:pPr>
         <w:spacing w:line="360" w:lineRule="auto"/>
         <w:jc w:val="center"/>
@@ -1705,19 +1705,19 @@
         <w:t>CLÁUSULA 3ª - DAS OBRIGAÇÕES DA CONVENIADA</w:t>
       </w:r>
     </w:p>
-    <w:p>
-      <w:pPr>
-        <w:spacing w:line="360" w:lineRule="auto"/>
-        <w:jc w:val="both"/>
-        <w:rPr>
-          <w:rFonts w:ascii="Arial" w:eastAsia="Arial" w:hAnsi="Arial" w:cs="Arial"/>
-          <w:b/>
-          <w:sz w:val="24"/>
-          <w:szCs w:val="24"/>
-        </w:rPr>
-      </w:pPr>
-    </w:p>
-    <w:p>
+    <w:p ns2:paraId="7903D270" ns2:textId="77777777">
+      <w:pPr>
+        <w:spacing w:line="360" w:lineRule="auto"/>
+        <w:jc w:val="both"/>
+        <w:rPr>
+          <w:rFonts w:ascii="Arial" w:eastAsia="Arial" w:hAnsi="Arial" w:cs="Arial"/>
+          <w:b/>
+          <w:sz w:val="24"/>
+          <w:szCs w:val="24"/>
+        </w:rPr>
+      </w:pPr>
+    </w:p>
+    <w:p ns2:paraId="22AD167D" ns2:textId="77777777">
       <w:pPr>
         <w:spacing w:line="360" w:lineRule="auto"/>
         <w:jc w:val="both"/>
@@ -1762,7 +1762,7 @@
         <w:t xml:space="preserve"> as seguintes disposições:</w:t>
       </w:r>
     </w:p>
-    <w:p>
+    <w:p ns2:paraId="6544805E" ns2:textId="77777777">
       <w:pPr>
         <w:spacing w:line="360" w:lineRule="auto"/>
         <w:ind w:left="1134" w:hanging="567"/>
@@ -1774,7 +1774,7 @@
         </w:rPr>
       </w:pPr>
     </w:p>
-    <w:p>
+    <w:p ns2:paraId="0FFD7084" ns2:textId="77777777">
       <w:pPr>
         <w:widowControl/>
         <w:numPr>
@@ -1800,7 +1800,7 @@
         <w:t>Desenvolver esforços oferecendo oportunidades de estágio, adequadas à proposta pedagógica do curso, à etapa e modalidade de formação escolar do discente e ao horário e calendário escolar;</w:t>
       </w:r>
     </w:p>
-    <w:p>
+    <w:p ns2:paraId="08D22DAE" ns2:textId="77777777">
       <w:pPr>
         <w:widowControl/>
         <w:numPr>
@@ -1825,7 +1825,7 @@
         <w:t>Promover o ajuste das condições de estágios definidas pela CONVENENTE com as disponibilidades possíveis, indicando as principais atividades a serem desenvolvidas pelos estagiários, observando sua compatibilidade com o contexto básico da profissão ao qual o curso se refere;</w:t>
       </w:r>
     </w:p>
-    <w:p>
+    <w:p ns2:paraId="022F28C2" ns2:textId="77777777">
       <w:pPr>
         <w:widowControl/>
         <w:numPr>
@@ -1850,7 +1850,7 @@
         <w:t>Cadastrar os discentes da CONVENENTE, para oportuna convocação, se houver interesse;</w:t>
       </w:r>
     </w:p>
-    <w:p>
+    <w:p ns2:paraId="663B44F5" ns2:textId="77777777">
       <w:pPr>
         <w:widowControl/>
         <w:numPr>
@@ -1875,7 +1875,7 @@
         <w:t>Divulgar as vagas abertas para conhecimento dos estudantes e de interessados nas oportunidades de estágio;</w:t>
       </w:r>
     </w:p>
-    <w:p>
+    <w:p ns2:paraId="0AD16AD6" ns2:textId="77777777">
       <w:pPr>
         <w:widowControl/>
         <w:numPr>
@@ -1900,7 +1900,7 @@
         <w:t>Preparar toda documentação legal referente ao estágio, utilizando os modelos homologados pela CONVENENTE até no máximo 30 (trinta) dias após a data do estágio, incluindo:</w:t>
       </w:r>
     </w:p>
-    <w:p>
+    <w:p ns2:paraId="1EFC5994" ns2:textId="77777777">
       <w:pPr>
         <w:widowControl/>
         <w:spacing w:line="360" w:lineRule="auto"/>
@@ -1921,7 +1921,7 @@
         <w:t>e.1) Termo de Compromisso de Estágio – TCE, entre a CONVENIADA e o discente junto a elaboração do Plano de Atividades do Estagiário – PE compatível com a área, linha de formação e etapa do curso em que se encontra matriculado o estagiário, de acordo com a legislação aplicável e com as normas e diretrizes do Regulamento Geral de Estágios, bem como Regulamentos da CONVENENTE com sua interveniência e assinatura.</w:t>
       </w:r>
     </w:p>
-    <w:p>
+    <w:p ns2:paraId="52054154" ns2:textId="77777777">
       <w:pPr>
         <w:widowControl/>
         <w:spacing w:line="360" w:lineRule="auto"/>
@@ -1951,7 +1951,7 @@
         <w:t>2) Contratação do seguro contra acidentes pessoais em favor do estagiário, cuja apólice seja compatível com valores de mercado;</w:t>
       </w:r>
     </w:p>
-    <w:p>
+    <w:p ns2:paraId="2EA8270E" ns2:textId="77777777">
       <w:pPr>
         <w:widowControl/>
         <w:numPr>
@@ -1976,7 +1976,7 @@
         <w:t>Ofertar instalações com condições de proporcionar ao aluno atividades de aprendizagem social, profissional e cultural;</w:t>
       </w:r>
     </w:p>
-    <w:p>
+    <w:p ns2:paraId="03EF2160" ns2:textId="77777777">
       <w:pPr>
         <w:widowControl/>
         <w:numPr>
@@ -2001,7 +2001,7 @@
         <w:t>Oferecer condições físicas e materiais indispensáveis ao desempenho das atividades e aplicar ao estagiário a legislação de saúde e segurança no trabalho;</w:t>
       </w:r>
     </w:p>
-    <w:p>
+    <w:p ns2:paraId="07E018D3" ns2:textId="77777777">
       <w:pPr>
         <w:widowControl/>
         <w:numPr>
@@ -2026,7 +2026,7 @@
         <w:t>Aceitar em suas dependências a Coordenação de Estágio da CONVENENTE, para os trabalhos de supervisão, avaliação do estágio, dos estagiários e outros que se fizerem necessários;</w:t>
       </w:r>
     </w:p>
-    <w:p>
+    <w:p ns2:paraId="3B250BED" ns2:textId="77777777">
       <w:pPr>
         <w:widowControl/>
         <w:numPr>
@@ -2051,7 +2051,7 @@
         <w:t>Celebrar Termo de Compromisso de Estágio (TCE) e zelar por seu cumprimento;</w:t>
       </w:r>
     </w:p>
-    <w:p>
+    <w:p ns2:paraId="1747628F" ns2:textId="77777777">
       <w:pPr>
         <w:widowControl/>
         <w:numPr>
@@ -2077,7 +2077,7 @@
         <w:t>Comunicar, por escrito, à CONVENENTE, através da Coordenação de Estágio, qualquer irregularidade na realização do estágio;</w:t>
       </w:r>
     </w:p>
-    <w:p>
+    <w:p ns2:paraId="289CCB29" ns2:textId="77777777">
       <w:pPr>
         <w:widowControl/>
         <w:numPr>
@@ -2102,7 +2102,7 @@
         <w:t>Comunicar à CONVENENTE, se for o caso, o desejo de interrupção do estágio e solicitar o Termo de Cancelamento do TCE;</w:t>
       </w:r>
     </w:p>
-    <w:p>
+    <w:p ns2:paraId="222ABB1D" ns2:textId="77777777">
       <w:pPr>
         <w:widowControl/>
         <w:numPr>
@@ -2127,7 +2127,7 @@
         <w:t>Indicar funcionário de seu quadro pessoal, com formação e experiência profissional na área de conhecimento desenvolvida no curso do estagiário, para orientar e supervisionar até 10 (dez) estagiários simultaneamente;</w:t>
       </w:r>
     </w:p>
-    <w:p>
+    <w:p ns2:paraId="5C590B7E" ns2:textId="77777777">
       <w:pPr>
         <w:widowControl/>
         <w:numPr>
@@ -2152,7 +2152,7 @@
         <w:t>Acompanhar a realização dos estágios, subsidiando a CONVENENTE com informações pertinentes através de envio, com a periodicidade não superior a 6 (seis) meses, de Relatório da Atividades de cada estagiário, com vista obrigatória de cada um deles, sob pena de rescisão do TCE;</w:t>
       </w:r>
     </w:p>
-    <w:p>
+    <w:p ns2:paraId="5F1AD74F" ns2:textId="77777777">
       <w:pPr>
         <w:widowControl/>
         <w:numPr>
@@ -2177,7 +2177,7 @@
         <w:t>Manter sigilo total das informações e dados dos interessados e daqueles que vierem a estagiar sob sua coordenação sob as penas da lei;</w:t>
       </w:r>
     </w:p>
-    <w:p>
+    <w:p ns2:paraId="23C2D92D" ns2:textId="77777777">
       <w:pPr>
         <w:widowControl/>
         <w:numPr>
@@ -2202,7 +2202,7 @@
         <w:t>Informar e orientar o estagiário de que o início da atividade de estágio só poderá ocorrer depois da formalização do TCE, e a sua prorrogação após a formalização do Termo Aditivo, ambos firmados pela CONVENIADA, pela CONVENENTE e pelo estagiário;</w:t>
       </w:r>
     </w:p>
-    <w:p>
+    <w:p ns2:paraId="05126745" ns2:textId="77777777">
       <w:pPr>
         <w:widowControl/>
         <w:numPr>
@@ -2227,7 +2227,7 @@
         <w:t>Notificar, por escrito e de imediato, a CONVENENTE da necessidade de rescisão do TCE;</w:t>
       </w:r>
     </w:p>
-    <w:p>
+    <w:p ns2:paraId="2E108654" ns2:textId="77777777">
       <w:pPr>
         <w:widowControl/>
         <w:numPr>
@@ -2252,18 +2252,18 @@
         <w:t>Entregar, por ocasião do desligamento do estagiário, Termo de Realização de Estágio com indicação resumida das atividades desenvolvidas, dos períodos e da avaliação de desempenho.</w:t>
       </w:r>
     </w:p>
-    <w:p>
-      <w:pPr>
-        <w:spacing w:line="360" w:lineRule="auto"/>
-        <w:jc w:val="both"/>
-        <w:rPr>
-          <w:rFonts w:ascii="Arial" w:eastAsia="Arial" w:hAnsi="Arial" w:cs="Arial"/>
-          <w:sz w:val="24"/>
-          <w:szCs w:val="24"/>
-        </w:rPr>
-      </w:pPr>
-    </w:p>
-    <w:p>
+    <w:p ns2:paraId="4AFE0A33" ns2:textId="77777777">
+      <w:pPr>
+        <w:spacing w:line="360" w:lineRule="auto"/>
+        <w:jc w:val="both"/>
+        <w:rPr>
+          <w:rFonts w:ascii="Arial" w:eastAsia="Arial" w:hAnsi="Arial" w:cs="Arial"/>
+          <w:sz w:val="24"/>
+          <w:szCs w:val="24"/>
+        </w:rPr>
+      </w:pPr>
+    </w:p>
+    <w:p ns2:paraId="0EDA1D86" ns2:textId="77777777">
       <w:pPr>
         <w:spacing w:line="360" w:lineRule="auto"/>
         <w:jc w:val="center"/>
@@ -2284,7 +2284,7 @@
         <w:t>CLÁUSULA 4ª - DAS ÁREAS DE ESTÁGIO E DO NÚMERO DE VAGAS</w:t>
       </w:r>
     </w:p>
-    <w:p>
+    <w:p ns2:paraId="60AB4CBC" ns2:textId="77777777">
       <w:pPr>
         <w:spacing w:line="360" w:lineRule="auto"/>
         <w:ind w:left="1134" w:hanging="567"/>
@@ -2297,7 +2297,7 @@
         </w:rPr>
       </w:pPr>
     </w:p>
-    <w:p>
+    <w:p ns2:paraId="26ABA4D6" ns2:textId="77777777">
       <w:pPr>
         <w:spacing w:line="360" w:lineRule="auto"/>
         <w:jc w:val="both"/>
@@ -2325,18 +2325,18 @@
         <w:t xml:space="preserve"> Serão consideradas atividades de estágio, para os alunos-estagiários, as atividades relacionadas a observação/coparticipação e intervenção. </w:t>
       </w:r>
     </w:p>
-    <w:p>
-      <w:pPr>
-        <w:spacing w:line="360" w:lineRule="auto"/>
-        <w:jc w:val="both"/>
-        <w:rPr>
-          <w:rFonts w:ascii="Arial" w:eastAsia="Arial" w:hAnsi="Arial" w:cs="Arial"/>
-          <w:sz w:val="24"/>
-          <w:szCs w:val="24"/>
-        </w:rPr>
-      </w:pPr>
-    </w:p>
-    <w:p>
+    <w:p ns2:paraId="21DF65BC" ns2:textId="77777777">
+      <w:pPr>
+        <w:spacing w:line="360" w:lineRule="auto"/>
+        <w:jc w:val="both"/>
+        <w:rPr>
+          <w:rFonts w:ascii="Arial" w:eastAsia="Arial" w:hAnsi="Arial" w:cs="Arial"/>
+          <w:sz w:val="24"/>
+          <w:szCs w:val="24"/>
+        </w:rPr>
+      </w:pPr>
+    </w:p>
+    <w:p ns2:paraId="124E956C" ns2:textId="77777777">
       <w:pPr>
         <w:spacing w:line="360" w:lineRule="auto"/>
         <w:jc w:val="both"/>
@@ -2366,18 +2366,18 @@
         <w:t xml:space="preserve"> Os estudantes estagiários deverão planejar, auxiliar e monitorar atividades desenvolvidas em conformidade com a área do seu curso.</w:t>
       </w:r>
     </w:p>
-    <w:p>
-      <w:pPr>
-        <w:spacing w:line="360" w:lineRule="auto"/>
-        <w:jc w:val="both"/>
-        <w:rPr>
-          <w:rFonts w:ascii="Arial" w:eastAsia="Arial" w:hAnsi="Arial" w:cs="Arial"/>
-          <w:sz w:val="24"/>
-          <w:szCs w:val="24"/>
-        </w:rPr>
-      </w:pPr>
-    </w:p>
-    <w:p>
+    <w:p ns2:paraId="6BC70595" ns2:textId="77777777">
+      <w:pPr>
+        <w:spacing w:line="360" w:lineRule="auto"/>
+        <w:jc w:val="both"/>
+        <w:rPr>
+          <w:rFonts w:ascii="Arial" w:eastAsia="Arial" w:hAnsi="Arial" w:cs="Arial"/>
+          <w:sz w:val="24"/>
+          <w:szCs w:val="24"/>
+        </w:rPr>
+      </w:pPr>
+    </w:p>
+    <w:p ns2:paraId="4D2E0B8E" ns2:textId="77777777">
       <w:pPr>
         <w:spacing w:line="360" w:lineRule="auto"/>
         <w:jc w:val="both"/>
@@ -2431,19 +2431,19 @@
         <w:t>máximo, definido em comum acordo com a Coordenação de Estágio e os preceitos da Lei 11.788/2008.</w:t>
       </w:r>
     </w:p>
-    <w:p>
-      <w:pPr>
-        <w:spacing w:line="360" w:lineRule="auto"/>
-        <w:jc w:val="both"/>
-        <w:rPr>
-          <w:rFonts w:ascii="Arial" w:eastAsia="Arial" w:hAnsi="Arial" w:cs="Arial"/>
-          <w:b/>
-          <w:sz w:val="24"/>
-          <w:szCs w:val="24"/>
-        </w:rPr>
-      </w:pPr>
-    </w:p>
-    <w:p>
+    <w:p ns2:paraId="7A7E2C1C" ns2:textId="77777777">
+      <w:pPr>
+        <w:spacing w:line="360" w:lineRule="auto"/>
+        <w:jc w:val="both"/>
+        <w:rPr>
+          <w:rFonts w:ascii="Arial" w:eastAsia="Arial" w:hAnsi="Arial" w:cs="Arial"/>
+          <w:b/>
+          <w:sz w:val="24"/>
+          <w:szCs w:val="24"/>
+        </w:rPr>
+      </w:pPr>
+    </w:p>
+    <w:p ns2:paraId="556F3318" ns2:textId="77777777">
       <w:pPr>
         <w:spacing w:line="360" w:lineRule="auto"/>
         <w:jc w:val="center"/>
@@ -2464,7 +2464,7 @@
         <w:t>CLÁUSULA 5ª - DO VÍNCULO</w:t>
       </w:r>
     </w:p>
-    <w:p>
+    <w:p ns2:paraId="2608028D" ns2:textId="77777777">
       <w:pPr>
         <w:spacing w:line="360" w:lineRule="auto"/>
         <w:ind w:firstLine="567"/>
@@ -2477,7 +2477,7 @@
         </w:rPr>
       </w:pPr>
     </w:p>
-    <w:p>
+    <w:p ns2:paraId="1C56A51B" ns2:textId="77777777">
       <w:pPr>
         <w:spacing w:line="360" w:lineRule="auto"/>
         <w:jc w:val="both"/>
@@ -2539,7 +2539,7 @@
         <w:t>, pelo que fica o mesmo desobrigado de encargos sociais e trabalhistas, já que o presente estágio é parte integrante da carga horária curricular obrigatória dos acadêmicos.</w:t>
       </w:r>
     </w:p>
-    <w:p>
+    <w:p ns2:paraId="4308B408" ns2:textId="77777777">
       <w:pPr>
         <w:spacing w:line="360" w:lineRule="auto"/>
         <w:ind w:left="1134" w:hanging="567"/>
@@ -2551,7 +2551,7 @@
         </w:rPr>
       </w:pPr>
     </w:p>
-    <w:p>
+    <w:p ns2:paraId="3FEF6BBA" ns2:textId="77777777">
       <w:pPr>
         <w:spacing w:line="360" w:lineRule="auto"/>
         <w:jc w:val="both"/>
@@ -2579,18 +2579,18 @@
         <w:t xml:space="preserve"> A eventual concessão de benefícios relacionados a transporte, alimentação e saúde, entre outros, não caracteriza vínculo empregatício. </w:t>
       </w:r>
     </w:p>
-    <w:p>
-      <w:pPr>
-        <w:spacing w:line="360" w:lineRule="auto"/>
-        <w:jc w:val="both"/>
-        <w:rPr>
-          <w:rFonts w:ascii="Arial" w:eastAsia="Arial" w:hAnsi="Arial" w:cs="Arial"/>
-          <w:sz w:val="24"/>
-          <w:szCs w:val="24"/>
-        </w:rPr>
-      </w:pPr>
-    </w:p>
-    <w:p>
+    <w:p ns2:paraId="5F0489B9" ns2:textId="77777777">
+      <w:pPr>
+        <w:spacing w:line="360" w:lineRule="auto"/>
+        <w:jc w:val="both"/>
+        <w:rPr>
+          <w:rFonts w:ascii="Arial" w:eastAsia="Arial" w:hAnsi="Arial" w:cs="Arial"/>
+          <w:sz w:val="24"/>
+          <w:szCs w:val="24"/>
+        </w:rPr>
+      </w:pPr>
+    </w:p>
+    <w:p ns2:paraId="4C245F2A" ns2:textId="77777777">
       <w:pPr>
         <w:spacing w:line="360" w:lineRule="auto"/>
         <w:jc w:val="center"/>
@@ -2611,19 +2611,19 @@
         <w:t>CLÁUSULA 6ª - DA CARGA HORÁRIA, DURAÇÃO E JORNADA DO ESTÁGIO CURRICULAR.</w:t>
       </w:r>
     </w:p>
-    <w:p>
-      <w:pPr>
-        <w:spacing w:line="360" w:lineRule="auto"/>
-        <w:jc w:val="both"/>
-        <w:rPr>
-          <w:rFonts w:ascii="Arial" w:eastAsia="Arial" w:hAnsi="Arial" w:cs="Arial"/>
-          <w:b/>
-          <w:sz w:val="24"/>
-          <w:szCs w:val="24"/>
-        </w:rPr>
-      </w:pPr>
-    </w:p>
-    <w:p>
+    <w:p ns2:paraId="2A63A9BF" ns2:textId="77777777">
+      <w:pPr>
+        <w:spacing w:line="360" w:lineRule="auto"/>
+        <w:jc w:val="both"/>
+        <w:rPr>
+          <w:rFonts w:ascii="Arial" w:eastAsia="Arial" w:hAnsi="Arial" w:cs="Arial"/>
+          <w:b/>
+          <w:sz w:val="24"/>
+          <w:szCs w:val="24"/>
+        </w:rPr>
+      </w:pPr>
+    </w:p>
+    <w:p ns2:paraId="4C73D5E9" ns2:textId="77777777">
       <w:pPr>
         <w:spacing w:line="360" w:lineRule="auto"/>
         <w:jc w:val="both"/>
@@ -2685,7 +2685,7 @@
         <w:t xml:space="preserve"> e os termos estabelecidos pela Lei 11.788/2008, não podendo ultrapassar 6 horas diárias e 30 horas semanais.</w:t>
       </w:r>
     </w:p>
-    <w:p>
+    <w:p ns2:paraId="12E2171A" ns2:textId="77777777">
       <w:pPr>
         <w:spacing w:line="360" w:lineRule="auto"/>
         <w:ind w:firstLine="567"/>
@@ -2698,7 +2698,7 @@
         </w:rPr>
       </w:pPr>
     </w:p>
-    <w:p>
+    <w:p ns2:paraId="069CF08E" ns2:textId="77777777">
       <w:pPr>
         <w:spacing w:line="360" w:lineRule="auto"/>
         <w:jc w:val="center"/>
@@ -2719,7 +2719,7 @@
         <w:t>CLÁUSULA 7ª - DA EXCLUSÃO DE RESPONSABILIDADES</w:t>
       </w:r>
     </w:p>
-    <w:p>
+    <w:p ns2:paraId="4DC51C3A" ns2:textId="77777777">
       <w:pPr>
         <w:spacing w:line="360" w:lineRule="auto"/>
         <w:ind w:left="1134" w:hanging="567"/>
@@ -2732,7 +2732,7 @@
         </w:rPr>
       </w:pPr>
     </w:p>
-    <w:p>
+    <w:p ns2:paraId="1DD8B018" ns2:textId="77777777">
       <w:pPr>
         <w:spacing w:line="360" w:lineRule="auto"/>
         <w:jc w:val="both"/>
@@ -2794,19 +2794,19 @@
         <w:t>isento de responsabilidades em caso de acidentes.</w:t>
       </w:r>
     </w:p>
-    <w:p>
-      <w:pPr>
-        <w:spacing w:line="360" w:lineRule="auto"/>
-        <w:jc w:val="both"/>
-        <w:rPr>
-          <w:rFonts w:ascii="Arial" w:eastAsia="Arial" w:hAnsi="Arial" w:cs="Arial"/>
-          <w:b/>
-          <w:sz w:val="24"/>
-          <w:szCs w:val="24"/>
-        </w:rPr>
-      </w:pPr>
-    </w:p>
-    <w:p>
+    <w:p ns2:paraId="1CE84616" ns2:textId="77777777">
+      <w:pPr>
+        <w:spacing w:line="360" w:lineRule="auto"/>
+        <w:jc w:val="both"/>
+        <w:rPr>
+          <w:rFonts w:ascii="Arial" w:eastAsia="Arial" w:hAnsi="Arial" w:cs="Arial"/>
+          <w:b/>
+          <w:sz w:val="24"/>
+          <w:szCs w:val="24"/>
+        </w:rPr>
+      </w:pPr>
+    </w:p>
+    <w:p ns2:paraId="15D58AC5" ns2:textId="77777777">
       <w:pPr>
         <w:spacing w:line="360" w:lineRule="auto"/>
         <w:jc w:val="center"/>
@@ -2827,19 +2827,19 @@
         <w:t>CLÁUSULA 8ª - DA VIGÊNCIA</w:t>
       </w:r>
     </w:p>
-    <w:p>
-      <w:pPr>
-        <w:spacing w:line="360" w:lineRule="auto"/>
-        <w:jc w:val="both"/>
-        <w:rPr>
-          <w:rFonts w:ascii="Arial" w:eastAsia="Arial" w:hAnsi="Arial" w:cs="Arial"/>
-          <w:b/>
-          <w:sz w:val="24"/>
-          <w:szCs w:val="24"/>
-        </w:rPr>
-      </w:pPr>
-    </w:p>
-    <w:p>
+    <w:p ns2:paraId="3C3953B3" ns2:textId="77777777">
+      <w:pPr>
+        <w:spacing w:line="360" w:lineRule="auto"/>
+        <w:jc w:val="both"/>
+        <w:rPr>
+          <w:rFonts w:ascii="Arial" w:eastAsia="Arial" w:hAnsi="Arial" w:cs="Arial"/>
+          <w:b/>
+          <w:sz w:val="24"/>
+          <w:szCs w:val="24"/>
+        </w:rPr>
+      </w:pPr>
+    </w:p>
+    <w:p ns2:paraId="7E4CD357" ns2:textId="77777777">
       <w:pPr>
         <w:spacing w:line="360" w:lineRule="auto"/>
         <w:jc w:val="both"/>
@@ -2868,18 +2868,18 @@
         <w:t>O presente Termo de Convênio é celebrado por prazo indeterminado, podendo ser denunciado por uma das partes, mediante comunicado por escrito, com antecedência mínima de 30 (trinta) dias, sem atribuição de qualquer multa ou penalidade legal ou contratual pela resilição.</w:t>
       </w:r>
     </w:p>
-    <w:p>
-      <w:pPr>
-        <w:spacing w:line="360" w:lineRule="auto"/>
-        <w:jc w:val="both"/>
-        <w:rPr>
-          <w:rFonts w:ascii="Arial" w:eastAsia="Arial" w:hAnsi="Arial" w:cs="Arial"/>
-          <w:sz w:val="24"/>
-          <w:szCs w:val="24"/>
-        </w:rPr>
-      </w:pPr>
-    </w:p>
-    <w:p>
+    <w:p ns2:paraId="64549E39" ns2:textId="77777777">
+      <w:pPr>
+        <w:spacing w:line="360" w:lineRule="auto"/>
+        <w:jc w:val="both"/>
+        <w:rPr>
+          <w:rFonts w:ascii="Arial" w:eastAsia="Arial" w:hAnsi="Arial" w:cs="Arial"/>
+          <w:sz w:val="24"/>
+          <w:szCs w:val="24"/>
+        </w:rPr>
+      </w:pPr>
+    </w:p>
+    <w:p ns2:paraId="1D46E705" ns2:textId="77777777">
       <w:pPr>
         <w:spacing w:line="360" w:lineRule="auto"/>
         <w:jc w:val="center"/>
@@ -2900,7 +2900,7 @@
         <w:t>CLÁUSULA 9ª - DA RESCISÃO</w:t>
       </w:r>
     </w:p>
-    <w:p>
+    <w:p ns2:paraId="44197D63" ns2:textId="77777777">
       <w:pPr>
         <w:spacing w:line="360" w:lineRule="auto"/>
         <w:ind w:left="1134" w:hanging="567"/>
@@ -2913,7 +2913,7 @@
         </w:rPr>
       </w:pPr>
     </w:p>
-    <w:p>
+    <w:p ns2:paraId="20EC1F40" ns2:textId="77777777">
       <w:pPr>
         <w:spacing w:line="360" w:lineRule="auto"/>
         <w:jc w:val="both"/>
@@ -2958,7 +2958,7 @@
         <w:t>Termo de Convênio poderá ser rescindido por qualquer das partes convenientes a qualquer tempo, bastando simples comunicação ao outro partícipe, mediante correspondência com aviso de recebimento ou protocolo com, no mínimo, 30 (trinta) dias de antecedência, sem quaisquer ônus advindo desta medida, ficando as partes responsáveis pelas obrigações decorrentes do prazo em que tenha vigido o presente Termo de Convênio e beneficiando-se das vantagens somente em relação ao tempo em que participaram do acordo, inclusive aos estagiários, no que couber.</w:t>
       </w:r>
     </w:p>
-    <w:p>
+    <w:p ns2:paraId="1D779D63" ns2:textId="77777777">
       <w:pPr>
         <w:spacing w:line="360" w:lineRule="auto"/>
         <w:ind w:left="1134" w:hanging="567"/>
@@ -2971,7 +2971,7 @@
         </w:rPr>
       </w:pPr>
     </w:p>
-    <w:p>
+    <w:p ns2:paraId="10DDAF37" ns2:textId="77777777">
       <w:pPr>
         <w:spacing w:line="360" w:lineRule="auto"/>
         <w:jc w:val="both"/>
@@ -2999,19 +2999,19 @@
         <w:t>Havendo atividades em andamento, por força de planos de estágios previamente aprovados e cobertos por termos de compromissos específicos, não serão as mesmas prejudicadas, devendo, consequentemente, aguardar-se a conclusão dessas atividades para se proceder à rescisão do presente Termo de Convênio.</w:t>
       </w:r>
     </w:p>
-    <w:p>
-      <w:pPr>
-        <w:spacing w:line="360" w:lineRule="auto"/>
-        <w:jc w:val="both"/>
-        <w:rPr>
-          <w:rFonts w:ascii="Arial" w:eastAsia="Arial" w:hAnsi="Arial" w:cs="Arial"/>
-          <w:b/>
-          <w:sz w:val="24"/>
-          <w:szCs w:val="24"/>
-        </w:rPr>
-      </w:pPr>
-    </w:p>
-    <w:p>
+    <w:p ns2:paraId="23979910" ns2:textId="77777777">
+      <w:pPr>
+        <w:spacing w:line="360" w:lineRule="auto"/>
+        <w:jc w:val="both"/>
+        <w:rPr>
+          <w:rFonts w:ascii="Arial" w:eastAsia="Arial" w:hAnsi="Arial" w:cs="Arial"/>
+          <w:b/>
+          <w:sz w:val="24"/>
+          <w:szCs w:val="24"/>
+        </w:rPr>
+      </w:pPr>
+    </w:p>
+    <w:p ns2:paraId="09D7CA9D" ns2:textId="77777777">
       <w:pPr>
         <w:spacing w:line="360" w:lineRule="auto"/>
         <w:jc w:val="center"/>
@@ -3032,19 +3032,19 @@
         <w:t>CLÁUSULA 10ª - DO FORO</w:t>
       </w:r>
     </w:p>
-    <w:p>
-      <w:pPr>
-        <w:spacing w:line="360" w:lineRule="auto"/>
-        <w:jc w:val="both"/>
-        <w:rPr>
-          <w:rFonts w:ascii="Arial" w:eastAsia="Arial" w:hAnsi="Arial" w:cs="Arial"/>
-          <w:b/>
-          <w:sz w:val="24"/>
-          <w:szCs w:val="24"/>
-        </w:rPr>
-      </w:pPr>
-    </w:p>
-    <w:p>
+    <w:p ns2:paraId="3684ADAC" ns2:textId="77777777">
+      <w:pPr>
+        <w:spacing w:line="360" w:lineRule="auto"/>
+        <w:jc w:val="both"/>
+        <w:rPr>
+          <w:rFonts w:ascii="Arial" w:eastAsia="Arial" w:hAnsi="Arial" w:cs="Arial"/>
+          <w:b/>
+          <w:sz w:val="24"/>
+          <w:szCs w:val="24"/>
+        </w:rPr>
+      </w:pPr>
+    </w:p>
+    <w:p ns2:paraId="1B0761A6" ns2:textId="77777777">
       <w:pPr>
         <w:spacing w:line="360" w:lineRule="auto"/>
         <w:jc w:val="both"/>
@@ -3072,18 +3072,18 @@
         <w:t>Para dirimir quaisquer litígios oriundos do presente Termo de Convênio que não puderem ser resolvidos amigavelmente pelas partes, fica eleito o foro da Comarca de PARANAVAÍ, Estado do Paraná, com renúncia de qualquer outro, por mais privilegiado que seja.</w:t>
       </w:r>
     </w:p>
-    <w:p>
-      <w:pPr>
-        <w:spacing w:line="360" w:lineRule="auto"/>
-        <w:jc w:val="both"/>
-        <w:rPr>
-          <w:rFonts w:ascii="Arial" w:eastAsia="Arial" w:hAnsi="Arial" w:cs="Arial"/>
-          <w:sz w:val="24"/>
-          <w:szCs w:val="24"/>
-        </w:rPr>
-      </w:pPr>
-    </w:p>
-    <w:p>
+    <w:p ns2:paraId="0539DFB2" ns2:textId="77777777">
+      <w:pPr>
+        <w:spacing w:line="360" w:lineRule="auto"/>
+        <w:jc w:val="both"/>
+        <w:rPr>
+          <w:rFonts w:ascii="Arial" w:eastAsia="Arial" w:hAnsi="Arial" w:cs="Arial"/>
+          <w:sz w:val="24"/>
+          <w:szCs w:val="24"/>
+        </w:rPr>
+      </w:pPr>
+    </w:p>
+    <w:p ns2:paraId="18476098" ns2:textId="77777777">
       <w:pPr>
         <w:spacing w:line="360" w:lineRule="auto"/>
         <w:jc w:val="both"/>
@@ -3111,18 +3111,18 @@
         <w:t>qualificadas, para que produza seus jurídicos e legais efeitos.</w:t>
       </w:r>
     </w:p>
-    <w:p>
-      <w:pPr>
-        <w:spacing w:line="360" w:lineRule="auto"/>
-        <w:jc w:val="both"/>
-        <w:rPr>
-          <w:rFonts w:ascii="Arial" w:eastAsia="Arial" w:hAnsi="Arial" w:cs="Arial"/>
-          <w:sz w:val="24"/>
-          <w:szCs w:val="24"/>
-        </w:rPr>
-      </w:pPr>
-    </w:p>
-    <w:p>
+    <w:p ns2:paraId="05517227" ns2:textId="77777777">
+      <w:pPr>
+        <w:spacing w:line="360" w:lineRule="auto"/>
+        <w:jc w:val="both"/>
+        <w:rPr>
+          <w:rFonts w:ascii="Arial" w:eastAsia="Arial" w:hAnsi="Arial" w:cs="Arial"/>
+          <w:sz w:val="24"/>
+          <w:szCs w:val="24"/>
+        </w:rPr>
+      </w:pPr>
+    </w:p>
+    <w:p ns2:paraId="2094E7DC" ns2:textId="6027CB1F">
       <w:pPr>
         <w:spacing w:line="360" w:lineRule="auto"/>
         <w:jc w:val="both"/>
@@ -3218,7 +3218,7 @@
         </w:rPr>
       </w:r>
     </w:p>
-    <w:p>
+    <w:p ns2:paraId="0B8FA46A" ns2:textId="77777777">
       <w:pPr>
         <w:spacing w:line="360" w:lineRule="auto"/>
         <w:jc w:val="both"/>
@@ -3247,7 +3247,7 @@
         <w:gridCol w:w="4535"/>
         <w:gridCol w:w="4869"/>
       </w:tblGrid>
-      <w:tr>
+      <w:tr ns2:paraId="4350BC34" ns2:textId="77777777">
         <w:trPr>
           <w:trHeight w:val="2146"/>
         </w:trPr>
@@ -3256,7 +3256,7 @@
             <w:tcW w:w="4535" w:type="dxa"/>
             <w:vAlign w:val="bottom"/>
           </w:tcPr>
-          <w:p>
+          <w:p ns2:paraId="20A3208B" ns2:textId="77777777">
             <w:pPr>
               <w:spacing w:line="360" w:lineRule="auto"/>
               <w:jc w:val="center"/>
@@ -3268,7 +3268,7 @@
               </w:rPr>
             </w:pPr>
           </w:p>
-          <w:p>
+          <w:p ns2:paraId="2D244A84" ns2:textId="77777777">
             <w:pPr>
               <w:spacing w:line="360" w:lineRule="auto"/>
               <w:jc w:val="center"/>
@@ -3280,7 +3280,7 @@
               </w:rPr>
             </w:pPr>
           </w:p>
-          <w:p>
+          <w:p ns2:paraId="644B7182" ns2:textId="77777777">
             <w:pPr>
               <w:spacing w:line="360" w:lineRule="auto"/>
               <w:jc w:val="center"/>
@@ -3301,7 +3301,7 @@
               <w:t>___________________________</w:t>
             </w:r>
           </w:p>
-          <w:p>
+          <w:p ns2:paraId="3D4E73F9" ns2:textId="77777777">
             <w:pPr>
               <w:spacing w:line="360" w:lineRule="auto"/>
               <w:jc w:val="center"/>
@@ -3322,7 +3322,7 @@
               <w:t>CONVENIADA – LOCAL</w:t>
             </w:r>
           </w:p>
-          <w:p>
+          <w:p ns2:paraId="05C3F8F1" ns2:textId="77777777">
             <w:pPr>
               <w:spacing w:line="360" w:lineRule="auto"/>
               <w:jc w:val="center"/>
@@ -3349,7 +3349,7 @@
             <w:tcW w:w="4869" w:type="dxa"/>
             <w:vAlign w:val="bottom"/>
           </w:tcPr>
-          <w:p>
+          <w:p ns2:paraId="4A31F517" ns2:textId="77777777">
             <w:pPr>
               <w:spacing w:line="360" w:lineRule="auto"/>
               <w:jc w:val="center"/>
@@ -3361,7 +3361,7 @@
               </w:rPr>
             </w:pPr>
           </w:p>
-          <w:p>
+          <w:p ns2:paraId="79944E64" ns2:textId="77777777">
             <w:pPr>
               <w:spacing w:line="360" w:lineRule="auto"/>
               <w:jc w:val="center"/>
@@ -3373,7 +3373,7 @@
               </w:rPr>
             </w:pPr>
           </w:p>
-          <w:p>
+          <w:p ns2:paraId="499046C4" ns2:textId="77777777">
             <w:pPr>
               <w:spacing w:line="360" w:lineRule="auto"/>
               <w:jc w:val="center"/>
@@ -3394,7 +3394,7 @@
               <w:t>___________________________</w:t>
             </w:r>
           </w:p>
-          <w:p>
+          <w:p ns2:paraId="3EF7B188" ns2:textId="77777777">
             <w:pPr>
               <w:spacing w:line="360" w:lineRule="auto"/>
               <w:jc w:val="center"/>
@@ -3415,7 +3415,7 @@
               <w:t>CONVENENTE - UNIFATECIE</w:t>
             </w:r>
           </w:p>
-          <w:p>
+          <w:p ns2:paraId="3F629090" ns2:textId="77777777">
             <w:pPr>
               <w:spacing w:line="360" w:lineRule="auto"/>
               <w:jc w:val="center"/>
@@ -3439,7 +3439,7 @@
         </w:tc>
       </w:tr>
     </w:tbl>
-    <w:p>
+    <w:p ns2:paraId="3015DB26" ns2:textId="77777777">
       <w:pPr>
         <w:jc w:val="both"/>
         <w:rPr>
@@ -3474,25 +3474,25 @@
         <w:t xml:space="preserve"> assinatura só será considerada se for digital (Token, GOV) se manual deverá ser reconhecida em firma. </w:t>
       </w:r>
     </w:p>
-    <w:p>
-      <w:pPr>
-        <w:spacing w:line="360" w:lineRule="auto"/>
-        <w:jc w:val="both"/>
-        <w:rPr>
-          <w:rFonts w:ascii="Arial" w:eastAsia="Arial" w:hAnsi="Arial" w:cs="Arial"/>
-          <w:sz w:val="24"/>
-          <w:szCs w:val="24"/>
-        </w:rPr>
-      </w:pPr>
-    </w:p>
-    <w:p/>
+    <w:p ns2:paraId="0B50F335" ns2:textId="77777777">
+      <w:pPr>
+        <w:spacing w:line="360" w:lineRule="auto"/>
+        <w:jc w:val="both"/>
+        <w:rPr>
+          <w:rFonts w:ascii="Arial" w:eastAsia="Arial" w:hAnsi="Arial" w:cs="Arial"/>
+          <w:sz w:val="24"/>
+          <w:szCs w:val="24"/>
+        </w:rPr>
+      </w:pPr>
+    </w:p>
+    <w:p ns2:paraId="0102DD88" ns2:textId="77777777"/>
     <w:sectPr>
-      <w:headerReference w:type="even" r:id="rId7"/>
-      <w:headerReference w:type="default" r:id="rId8"/>
-      <w:footerReference w:type="even" r:id="rId9"/>
-      <w:footerReference w:type="default" r:id="rId10"/>
-      <w:headerReference w:type="first" r:id="rId11"/>
-      <w:footerReference w:type="first" r:id="rId12"/>
+      <w:headerReference w:type="even" ns3:id="rId7"/>
+      <w:headerReference w:type="default" ns3:id="rId8"/>
+      <w:footerReference w:type="even" ns3:id="rId9"/>
+      <w:footerReference w:type="default" ns3:id="rId10"/>
+      <w:headerReference w:type="first" ns3:id="rId11"/>
+      <w:footerReference w:type="first" ns3:id="rId12"/>
       <w:pgSz w:w="11906" w:h="16838"/>
       <w:pgMar w:top="1701" w:right="1134" w:bottom="1701" w:left="1134" w:header="709" w:footer="709" w:gutter="0"/>
       <w:pgNumType w:start="1"/>

--- a/templates/remunerado.docx
+++ b/templates/remunerado.docx
@@ -1,6 +1,6 @@
 
 <file path=word/document.xml><?xml version="1.0" encoding="utf-8"?>
-<w:document xmlns:ns1="http://schemas.openxmlformats.org/markup-compatibility/2006" xmlns:ns2="http://schemas.microsoft.com/office/word/2010/wordml" xmlns:ns3="http://schemas.openxmlformats.org/officeDocument/2006/relationships" xmlns:w="http://schemas.openxmlformats.org/wordprocessingml/2006/main" ns1:Ignorable="w14 w15 w16se w16cid w16 w16cex w16sdtdh w16sdtfl w16du wp14">
+<w:document xmlns:ns1="http://schemas.openxmlformats.org/markup-compatibility/2006" xmlns:ns2="http://schemas.microsoft.com/office/word/2010/wordml" xmlns:ns3="http://schemas.openxmlformats.org/officeDocument/2006/relationships" xmlns:w="http://schemas.openxmlformats.org/wordprocessingml/2006/main" ns1:Ignorable="ns2">
   <w:body>
     <w:p ns2:paraId="2DFAC5BA" ns2:textId="77777777">
       <w:pPr>
@@ -57,7 +57,7 @@
           <w:insideV w:val="single" w:sz="4" w:space="0" w:color="000000"/>
         </w:tblBorders>
         <w:tblLayout w:type="fixed"/>
-        <w:tblLook w:val="0000" w:firstRow="0" w:lastRow="0" w:firstColumn="0" w:lastColumn="0" w:noHBand="0" w:noVBand="0"/>
+        <w:tblLook w:val="0000"/>
       </w:tblPr>
       <w:tblGrid>
         <w:gridCol w:w="9638"/>
@@ -180,7 +180,7 @@
           <w:insideV w:val="single" w:sz="4" w:space="0" w:color="000000"/>
         </w:tblBorders>
         <w:tblLayout w:type="fixed"/>
-        <w:tblLook w:val="0000" w:firstRow="0" w:lastRow="0" w:firstColumn="0" w:lastColumn="0" w:noHBand="0" w:noVBand="0"/>
+        <w:tblLook w:val="0000"/>
       </w:tblPr>
       <w:tblGrid>
         <w:gridCol w:w="2738"/>
@@ -3241,7 +3241,7 @@
           <w:insideV w:val="single" w:sz="4" w:space="0" w:color="000000"/>
         </w:tblBorders>
         <w:tblLayout w:type="fixed"/>
-        <w:tblLook w:val="0400" w:firstRow="0" w:lastRow="0" w:firstColumn="0" w:lastColumn="0" w:noHBand="0" w:noVBand="1"/>
+        <w:tblLook w:val="0400"/>
       </w:tblPr>
       <w:tblGrid>
         <w:gridCol w:w="4535"/>

--- a/templates/remunerado.docx
+++ b/templates/remunerado.docx
@@ -1,8 +1,8 @@
 
 <file path=word/document.xml><?xml version="1.0" encoding="utf-8"?>
-<w:document xmlns:ns1="http://schemas.openxmlformats.org/markup-compatibility/2006" xmlns:ns2="http://schemas.microsoft.com/office/word/2010/wordml" xmlns:ns3="http://schemas.openxmlformats.org/officeDocument/2006/relationships" xmlns:w="http://schemas.openxmlformats.org/wordprocessingml/2006/main" ns1:Ignorable="ns2">
+<w:document xmlns:wpc="http://schemas.microsoft.com/office/word/2010/wordprocessingCanvas" xmlns:cx="http://schemas.microsoft.com/office/drawing/2014/chartex" xmlns:cx1="http://schemas.microsoft.com/office/drawing/2015/9/8/chartex" xmlns:cx2="http://schemas.microsoft.com/office/drawing/2015/10/21/chartex" xmlns:cx3="http://schemas.microsoft.com/office/drawing/2016/5/9/chartex" xmlns:cx4="http://schemas.microsoft.com/office/drawing/2016/5/10/chartex" xmlns:cx5="http://schemas.microsoft.com/office/drawing/2016/5/11/chartex" xmlns:cx6="http://schemas.microsoft.com/office/drawing/2016/5/12/chartex" xmlns:cx7="http://schemas.microsoft.com/office/drawing/2016/5/13/chartex" xmlns:cx8="http://schemas.microsoft.com/office/drawing/2016/5/14/chartex" xmlns:mc="http://schemas.openxmlformats.org/markup-compatibility/2006" xmlns:aink="http://schemas.microsoft.com/office/drawing/2016/ink" xmlns:am3d="http://schemas.microsoft.com/office/drawing/2017/model3d" xmlns:o="urn:schemas-microsoft-com:office:office" xmlns:oel="http://schemas.microsoft.com/office/2019/extlst" xmlns:r="http://schemas.openxmlformats.org/officeDocument/2006/relationships" xmlns:m="http://schemas.openxmlformats.org/officeDocument/2006/math" xmlns:v="urn:schemas-microsoft-com:vml" xmlns:wp14="http://schemas.microsoft.com/office/word/2010/wordprocessingDrawing" xmlns:wp="http://schemas.openxmlformats.org/drawingml/2006/wordprocessingDrawing" xmlns:w10="urn:schemas-microsoft-com:office:word" xmlns:w="http://schemas.openxmlformats.org/wordprocessingml/2006/main" xmlns:w14="http://schemas.microsoft.com/office/word/2010/wordml" xmlns:w15="http://schemas.microsoft.com/office/word/2012/wordml" xmlns:w16cex="http://schemas.microsoft.com/office/word/2018/wordml/cex" xmlns:w16cid="http://schemas.microsoft.com/office/word/2016/wordml/cid" xmlns:w16="http://schemas.microsoft.com/office/word/2018/wordml" xmlns:w16du="http://schemas.microsoft.com/office/word/2023/wordml/word16du" xmlns:w16sdtdh="http://schemas.microsoft.com/office/word/2020/wordml/sdtdatahash" xmlns:w16sdtfl="http://schemas.microsoft.com/office/word/2024/wordml/sdtformatlock" xmlns:w16se="http://schemas.microsoft.com/office/word/2015/wordml/symex" xmlns:wpg="http://schemas.microsoft.com/office/word/2010/wordprocessingGroup" xmlns:wpi="http://schemas.microsoft.com/office/word/2010/wordprocessingInk" xmlns:wne="http://schemas.microsoft.com/office/word/2006/wordml" xmlns:wps="http://schemas.microsoft.com/office/word/2010/wordprocessingShape" mc:Ignorable="w14 w15 w16se w16cid w16 w16cex w16sdtdh w16sdtfl w16du wp14">
   <w:body>
-    <w:p ns2:paraId="2DFAC5BA" ns2:textId="77777777">
+    <w:p>
       <w:pPr>
         <w:ind w:left="4678"/>
         <w:jc w:val="both"/>
@@ -11,7 +11,7 @@
         </w:rPr>
       </w:pPr>
     </w:p>
-    <w:p ns2:paraId="088029BF" ns2:textId="77777777">
+    <w:p>
       <w:pPr>
         <w:spacing w:line="360" w:lineRule="auto"/>
         <w:jc w:val="center"/>
@@ -32,7 +32,7 @@
         <w:t>TERMO DE CONVÊNIO DE CONCESSÃO – ESTÁGIO REMUNERADO</w:t>
       </w:r>
     </w:p>
-    <w:p ns2:paraId="37CE3F35" ns2:textId="77777777">
+    <w:p>
       <w:pPr>
         <w:spacing w:line="360" w:lineRule="auto"/>
         <w:jc w:val="center"/>
@@ -57,12 +57,12 @@
           <w:insideV w:val="single" w:sz="4" w:space="0" w:color="000000"/>
         </w:tblBorders>
         <w:tblLayout w:type="fixed"/>
-        <w:tblLook w:val="0000"/>
+        <w:tblLook w:val="0000" w:firstRow="0" w:lastRow="0" w:firstColumn="0" w:lastColumn="0" w:noHBand="0" w:noVBand="0"/>
       </w:tblPr>
       <w:tblGrid>
         <w:gridCol w:w="9638"/>
       </w:tblGrid>
-      <w:tr ns2:paraId="1BD41BAE" ns2:textId="77777777">
+      <w:tr>
         <w:trPr>
           <w:trHeight w:val="465"/>
           <w:jc w:val="center"/>
@@ -79,7 +79,7 @@
             <w:shd w:val="clear" w:color="auto" w:fill="E7E6E6"/>
             <w:vAlign w:val="center"/>
           </w:tcPr>
-          <w:p ns2:paraId="7E5B9E48" ns2:textId="77777777">
+          <w:p>
             <w:pPr>
               <w:spacing w:line="360" w:lineRule="auto"/>
               <w:ind w:left="74"/>
@@ -103,7 +103,7 @@
           </w:p>
         </w:tc>
       </w:tr>
-      <w:tr ns2:paraId="53DF2728" ns2:textId="77777777">
+      <w:tr>
         <w:trPr>
           <w:trHeight w:val="1953"/>
           <w:jc w:val="center"/>
@@ -115,7 +115,7 @@
               <w:top w:val="single" w:sz="12" w:space="0" w:color="000000"/>
             </w:tcBorders>
           </w:tcPr>
-          <w:p ns2:paraId="3336AEDD" ns2:textId="77777777">
+          <w:p>
             <w:pPr>
               <w:spacing w:line="276" w:lineRule="auto"/>
               <w:jc w:val="both"/>
@@ -155,7 +155,7 @@
         </w:tc>
       </w:tr>
     </w:tbl>
-    <w:p ns2:paraId="32EDFF53" ns2:textId="77777777">
+    <w:p>
       <w:pPr>
         <w:spacing w:line="360" w:lineRule="auto"/>
         <w:jc w:val="both"/>
@@ -180,7 +180,7 @@
           <w:insideV w:val="single" w:sz="4" w:space="0" w:color="000000"/>
         </w:tblBorders>
         <w:tblLayout w:type="fixed"/>
-        <w:tblLook w:val="0000"/>
+        <w:tblLook w:val="0000" w:firstRow="0" w:lastRow="0" w:firstColumn="0" w:lastColumn="0" w:noHBand="0" w:noVBand="0"/>
       </w:tblPr>
       <w:tblGrid>
         <w:gridCol w:w="2738"/>
@@ -188,7 +188,7 @@
         <w:gridCol w:w="2378"/>
         <w:gridCol w:w="1764"/>
       </w:tblGrid>
-      <w:tr ns2:paraId="2738FF5F" ns2:textId="77777777">
+      <w:tr>
         <w:trPr>
           <w:trHeight w:val="438"/>
           <w:jc w:val="center"/>
@@ -206,7 +206,7 @@
             <w:shd w:val="clear" w:color="auto" w:fill="E7E6E6"/>
             <w:vAlign w:val="center"/>
           </w:tcPr>
-          <w:p ns2:paraId="6F68EC2A" ns2:textId="77777777">
+          <w:p>
             <w:pPr>
               <w:spacing w:line="360" w:lineRule="auto"/>
               <w:ind w:left="142"/>
@@ -230,7 +230,7 @@
           </w:p>
         </w:tc>
       </w:tr>
-      <w:tr ns2:paraId="1575BA34" ns2:textId="77777777">
+      <w:tr>
         <w:trPr>
           <w:trHeight w:val="427"/>
           <w:jc w:val="center"/>
@@ -245,7 +245,7 @@
             </w:tcBorders>
             <w:vAlign w:val="center"/>
           </w:tcPr>
-          <w:p ns2:paraId="50A99995" ns2:textId="77777777">
+          <w:p>
             <w:pPr>
               <w:spacing w:line="360" w:lineRule="auto"/>
               <w:ind w:left="22"/>
@@ -262,26 +262,12 @@
                 <w:sz w:val="24"/>
                 <w:szCs w:val="24"/>
               </w:rPr>
-              <w:t xml:space="preserve">Razão Social:                                                            </w:t>
-            </w:r>
-            <w:r>
-              <w:rPr>
-                <w:rFonts w:ascii="Arial" w:eastAsia="Arial" w:hAnsi="Arial" w:cs="Arial"/>
-                <w:b/>
-                <w:sz w:val="24"/>
-                <w:szCs w:val="24"/>
-              </w:rPr>
-            </w:r>
-            <w:r/>
-            <w:r/>
-            <w:r/>
-            <w:r>
-              <w:t xml:space="preserve"> {razao_social}</w:t>
+              <w:t xml:space="preserve">Razão Social: {razao_social}</w:t>
             </w:r>
           </w:p>
         </w:tc>
       </w:tr>
-      <w:tr ns2:paraId="09155463" ns2:textId="77777777">
+      <w:tr>
         <w:trPr>
           <w:trHeight w:val="427"/>
           <w:jc w:val="center"/>
@@ -296,7 +282,7 @@
             </w:tcBorders>
             <w:vAlign w:val="center"/>
           </w:tcPr>
-          <w:p ns2:paraId="607524E5" ns2:textId="77777777">
+          <w:p>
             <w:pPr>
               <w:spacing w:line="360" w:lineRule="auto"/>
               <w:ind w:left="22"/>
@@ -314,26 +300,12 @@
                 <w:sz w:val="24"/>
                 <w:szCs w:val="24"/>
               </w:rPr>
-              <w:t xml:space="preserve">CNPJ/CPF:                                                                     </w:t>
-            </w:r>
-            <w:r>
-              <w:rPr>
-                <w:rFonts w:ascii="Arial" w:eastAsia="Arial" w:hAnsi="Arial" w:cs="Arial"/>
-                <w:b/>
-                <w:sz w:val="24"/>
-                <w:szCs w:val="24"/>
-              </w:rPr>
-            </w:r>
-            <w:r/>
-            <w:r/>
-            <w:r/>
-            <w:r>
-              <w:t xml:space="preserve"> {cnpj}</w:t>
+              <w:t xml:space="preserve">CNPJ/CPF: {cnpj}</w:t>
             </w:r>
           </w:p>
         </w:tc>
       </w:tr>
-      <w:tr ns2:paraId="1C63008C" ns2:textId="77777777">
+      <w:tr>
         <w:trPr>
           <w:trHeight w:val="427"/>
           <w:jc w:val="center"/>
@@ -348,7 +320,7 @@
             </w:tcBorders>
             <w:vAlign w:val="center"/>
           </w:tcPr>
-          <w:p ns2:paraId="125322B9" ns2:textId="77777777">
+          <w:p>
             <w:pPr>
               <w:spacing w:line="276" w:lineRule="auto"/>
               <w:ind w:left="22"/>
@@ -366,24 +338,10 @@
                 <w:sz w:val="24"/>
                 <w:szCs w:val="24"/>
               </w:rPr>
-              <w:t xml:space="preserve">Alvará de funcionamento/sanitário:                                  </w:t>
-            </w:r>
-            <w:r>
-              <w:rPr>
-                <w:rFonts w:ascii="Arial" w:eastAsia="Arial" w:hAnsi="Arial" w:cs="Arial"/>
-                <w:b/>
-                <w:sz w:val="24"/>
-                <w:szCs w:val="24"/>
-              </w:rPr>
-            </w:r>
-            <w:r/>
-            <w:r/>
-            <w:r/>
-            <w:r>
-              <w:t xml:space="preserve"> {alvara}</w:t>
+              <w:t xml:space="preserve">Alvará de funcionamento/sanitário: {alvara}</w:t>
             </w:r>
           </w:p>
-          <w:p ns2:paraId="1A67D4FF" ns2:textId="77777777">
+          <w:p>
             <w:pPr>
               <w:spacing w:line="276" w:lineRule="auto"/>
               <w:ind w:left="22"/>
@@ -407,7 +365,7 @@
           </w:p>
         </w:tc>
       </w:tr>
-      <w:tr ns2:paraId="5999ABBF" ns2:textId="77777777">
+      <w:tr>
         <w:trPr>
           <w:trHeight w:val="427"/>
           <w:jc w:val="center"/>
@@ -422,7 +380,7 @@
             </w:tcBorders>
             <w:vAlign w:val="center"/>
           </w:tcPr>
-          <w:p ns2:paraId="1D18C065" ns2:textId="77777777">
+          <w:p>
             <w:pPr>
               <w:spacing w:line="360" w:lineRule="auto"/>
               <w:ind w:left="22"/>
@@ -438,41 +396,12 @@
                 <w:sz w:val="24"/>
                 <w:szCs w:val="24"/>
               </w:rPr>
-              <w:t xml:space="preserve">Área de atuação:                                </w:t>
-            </w:r>
-            <w:r>
-              <w:rPr>
-                <w:rFonts w:ascii="Arial" w:eastAsia="Arial" w:hAnsi="Arial" w:cs="Arial"/>
-                <w:b/>
-                <w:sz w:val="24"/>
-                <w:szCs w:val="24"/>
-              </w:rPr>
-            </w:r>
-            <w:r>
-              <w:rPr>
-                <w:rFonts w:ascii="Arial" w:eastAsia="Arial" w:hAnsi="Arial" w:cs="Arial"/>
-                <w:b/>
-                <w:sz w:val="24"/>
-                <w:szCs w:val="24"/>
-              </w:rPr>
-            </w:r>
-            <w:r>
-              <w:rPr>
-                <w:rFonts w:ascii="Arial" w:eastAsia="Arial" w:hAnsi="Arial" w:cs="Arial"/>
-                <w:sz w:val="24"/>
-                <w:szCs w:val="24"/>
-              </w:rPr>
-            </w:r>
-            <w:r/>
-            <w:r/>
-            <w:r/>
-            <w:r>
-              <w:t xml:space="preserve"> {area_atuacao}</w:t>
+              <w:t xml:space="preserve">Área de atuação: {area_atuacao}</w:t>
             </w:r>
           </w:p>
         </w:tc>
       </w:tr>
-      <w:tr ns2:paraId="12C9FCEA" ns2:textId="77777777">
+      <w:tr>
         <w:trPr>
           <w:trHeight w:val="427"/>
           <w:jc w:val="center"/>
@@ -487,7 +416,7 @@
             </w:tcBorders>
             <w:vAlign w:val="center"/>
           </w:tcPr>
-          <w:p ns2:paraId="775E9C0B" ns2:textId="77777777">
+          <w:p>
             <w:pPr>
               <w:spacing w:line="360" w:lineRule="auto"/>
               <w:ind w:left="22"/>
@@ -503,35 +432,7 @@
                 <w:sz w:val="24"/>
                 <w:szCs w:val="24"/>
               </w:rPr>
-              <w:t xml:space="preserve">Endereço:                                   </w:t>
-            </w:r>
-            <w:r>
-              <w:rPr>
-                <w:rFonts w:ascii="Arial" w:eastAsia="Arial" w:hAnsi="Arial" w:cs="Arial"/>
-                <w:b/>
-                <w:sz w:val="24"/>
-                <w:szCs w:val="24"/>
-              </w:rPr>
-            </w:r>
-            <w:r>
-              <w:rPr>
-                <w:rFonts w:ascii="Arial" w:eastAsia="Arial" w:hAnsi="Arial" w:cs="Arial"/>
-                <w:b/>
-                <w:sz w:val="24"/>
-                <w:szCs w:val="24"/>
-              </w:rPr>
-            </w:r>
-            <w:r>
-              <w:rPr>
-                <w:rFonts w:ascii="Arial" w:eastAsia="Arial" w:hAnsi="Arial" w:cs="Arial"/>
-                <w:sz w:val="24"/>
-                <w:szCs w:val="24"/>
-              </w:rPr>
-            </w:r>
-            <w:r/>
-            <w:r/>
-            <w:r>
-              <w:t xml:space="preserve"> {endereco}</w:t>
+              <w:t xml:space="preserve">Endereço: {endereco}</w:t>
             </w:r>
           </w:p>
         </w:tc>
@@ -544,7 +445,7 @@
             </w:tcBorders>
             <w:vAlign w:val="center"/>
           </w:tcPr>
-          <w:p ns2:paraId="03955427" ns2:textId="77777777">
+          <w:p>
             <w:pPr>
               <w:spacing w:line="360" w:lineRule="auto"/>
               <w:ind w:left="22"/>
@@ -560,41 +461,12 @@
                 <w:sz w:val="24"/>
                 <w:szCs w:val="24"/>
               </w:rPr>
-              <w:t>nº:</w:t>
-            </w:r>
-            <w:r>
-              <w:rPr>
-                <w:rFonts w:ascii="Arial" w:eastAsia="Arial" w:hAnsi="Arial" w:cs="Arial"/>
-                <w:b/>
-                <w:sz w:val="24"/>
-                <w:szCs w:val="24"/>
-              </w:rPr>
-              <w:t xml:space="preserve"> </w:t>
-            </w:r>
-            <w:r>
-              <w:rPr>
-                <w:rFonts w:ascii="Arial" w:eastAsia="Arial" w:hAnsi="Arial" w:cs="Arial"/>
-                <w:b/>
-                <w:sz w:val="24"/>
-                <w:szCs w:val="24"/>
-              </w:rPr>
-              <w:t xml:space="preserve">           </w:t>
-            </w:r>
-            <w:r>
-              <w:rPr>
-                <w:rFonts w:ascii="Arial" w:eastAsia="Arial" w:hAnsi="Arial" w:cs="Arial"/>
-                <w:sz w:val="24"/>
-                <w:szCs w:val="24"/>
-              </w:rPr>
-              <w:t xml:space="preserve">    </w:t>
-            </w:r>
-            <w:r>
-              <w:t xml:space="preserve"> {numero}</w:t>
+              <w:t>n?: {numero}</w:t>
             </w:r>
           </w:p>
         </w:tc>
       </w:tr>
-      <w:tr ns2:paraId="793805F6" ns2:textId="77777777">
+      <w:tr>
         <w:trPr>
           <w:trHeight w:val="519"/>
           <w:jc w:val="center"/>
@@ -608,7 +480,7 @@
             </w:tcBorders>
             <w:vAlign w:val="center"/>
           </w:tcPr>
-          <w:p ns2:paraId="69F85EF1" ns2:textId="77777777">
+          <w:p>
             <w:pPr>
               <w:spacing w:line="360" w:lineRule="auto"/>
               <w:ind w:left="22"/>
@@ -624,44 +496,7 @@
                 <w:sz w:val="24"/>
                 <w:szCs w:val="24"/>
               </w:rPr>
-              <w:t>Complemento:</w:t>
-            </w:r>
-            <w:r>
-              <w:rPr>
-                <w:rFonts w:ascii="Arial" w:eastAsia="Arial" w:hAnsi="Arial" w:cs="Arial"/>
-                <w:b/>
-                <w:sz w:val="24"/>
-                <w:szCs w:val="24"/>
-              </w:rPr>
-              <w:t xml:space="preserve"> </w:t>
-            </w:r>
-            <w:r>
-              <w:rPr>
-                <w:rFonts w:ascii="Arial" w:eastAsia="Arial" w:hAnsi="Arial" w:cs="Arial"/>
-                <w:b/>
-                <w:sz w:val="24"/>
-                <w:szCs w:val="24"/>
-              </w:rPr>
-              <w:t xml:space="preserve">         </w:t>
-            </w:r>
-            <w:r>
-              <w:rPr>
-                <w:rFonts w:ascii="Arial" w:eastAsia="Arial" w:hAnsi="Arial" w:cs="Arial"/>
-                <w:sz w:val="24"/>
-                <w:szCs w:val="24"/>
-              </w:rPr>
-              <w:t xml:space="preserve"> </w:t>
-            </w:r>
-            <w:r>
-              <w:rPr>
-                <w:rFonts w:ascii="Arial" w:eastAsia="Arial" w:hAnsi="Arial" w:cs="Arial"/>
-                <w:sz w:val="24"/>
-                <w:szCs w:val="24"/>
-              </w:rPr>
-              <w:t xml:space="preserve">  </w:t>
-            </w:r>
-            <w:r>
-              <w:t xml:space="preserve"> {complemento}</w:t>
+              <w:t xml:space="preserve">Complemento: {complemento}</w:t>
             </w:r>
           </w:p>
         </w:tc>
@@ -674,7 +509,7 @@
             </w:tcBorders>
             <w:vAlign w:val="center"/>
           </w:tcPr>
-          <w:p ns2:paraId="785F3DC1" ns2:textId="77777777">
+          <w:p>
             <w:pPr>
               <w:spacing w:line="360" w:lineRule="auto"/>
               <w:ind w:left="22"/>
@@ -690,44 +525,7 @@
                 <w:sz w:val="24"/>
                 <w:szCs w:val="24"/>
               </w:rPr>
-              <w:t>Bairro:</w:t>
-            </w:r>
-            <w:r>
-              <w:rPr>
-                <w:rFonts w:ascii="Arial" w:eastAsia="Arial" w:hAnsi="Arial" w:cs="Arial"/>
-                <w:b/>
-                <w:sz w:val="24"/>
-                <w:szCs w:val="24"/>
-              </w:rPr>
-              <w:t xml:space="preserve"> </w:t>
-            </w:r>
-            <w:r>
-              <w:rPr>
-                <w:rFonts w:ascii="Arial" w:eastAsia="Arial" w:hAnsi="Arial" w:cs="Arial"/>
-                <w:b/>
-                <w:sz w:val="24"/>
-                <w:szCs w:val="24"/>
-              </w:rPr>
-              <w:t xml:space="preserve">             </w:t>
-            </w:r>
-            <w:r>
-              <w:rPr>
-                <w:rFonts w:ascii="Arial" w:eastAsia="Arial" w:hAnsi="Arial" w:cs="Arial"/>
-                <w:sz w:val="24"/>
-                <w:szCs w:val="24"/>
-              </w:rPr>
-              <w:t xml:space="preserve">          </w:t>
-            </w:r>
-            <w:r>
-              <w:rPr>
-                <w:rFonts w:ascii="Arial" w:eastAsia="Arial" w:hAnsi="Arial" w:cs="Arial"/>
-                <w:sz w:val="24"/>
-                <w:szCs w:val="24"/>
-              </w:rPr>
-              <w:t xml:space="preserve">  </w:t>
-            </w:r>
-            <w:r>
-              <w:t xml:space="preserve"> {bairro}</w:t>
+              <w:t xml:space="preserve">Bairro: {bairro}</w:t>
             </w:r>
           </w:p>
         </w:tc>
@@ -740,7 +538,7 @@
             </w:tcBorders>
             <w:vAlign w:val="center"/>
           </w:tcPr>
-          <w:p ns2:paraId="78D11F21" ns2:textId="77777777">
+          <w:p>
             <w:pPr>
               <w:spacing w:line="360" w:lineRule="auto"/>
               <w:ind w:left="22"/>
@@ -756,44 +554,7 @@
                 <w:sz w:val="24"/>
                 <w:szCs w:val="24"/>
               </w:rPr>
-              <w:t>Cidade:</w:t>
-            </w:r>
-            <w:r>
-              <w:rPr>
-                <w:rFonts w:ascii="Arial" w:eastAsia="Arial" w:hAnsi="Arial" w:cs="Arial"/>
-                <w:b/>
-                <w:sz w:val="24"/>
-                <w:szCs w:val="24"/>
-              </w:rPr>
-              <w:t xml:space="preserve"> </w:t>
-            </w:r>
-            <w:r>
-              <w:rPr>
-                <w:rFonts w:ascii="Arial" w:eastAsia="Arial" w:hAnsi="Arial" w:cs="Arial"/>
-                <w:b/>
-                <w:sz w:val="24"/>
-                <w:szCs w:val="24"/>
-              </w:rPr>
-              <w:t xml:space="preserve">             </w:t>
-            </w:r>
-            <w:r>
-              <w:rPr>
-                <w:rFonts w:ascii="Arial" w:eastAsia="Arial" w:hAnsi="Arial" w:cs="Arial"/>
-                <w:sz w:val="24"/>
-                <w:szCs w:val="24"/>
-              </w:rPr>
-              <w:t xml:space="preserve">  </w:t>
-            </w:r>
-            <w:r>
-              <w:rPr>
-                <w:rFonts w:ascii="Arial" w:eastAsia="Arial" w:hAnsi="Arial" w:cs="Arial"/>
-                <w:sz w:val="24"/>
-                <w:szCs w:val="24"/>
-              </w:rPr>
-              <w:t xml:space="preserve">         </w:t>
-            </w:r>
-            <w:r>
-              <w:t xml:space="preserve"> {cidade}</w:t>
+              <w:t xml:space="preserve">Cidade: {cidade}</w:t>
             </w:r>
           </w:p>
         </w:tc>
@@ -806,7 +567,7 @@
             </w:tcBorders>
             <w:vAlign w:val="center"/>
           </w:tcPr>
-          <w:p ns2:paraId="09A4254F" ns2:textId="77777777">
+          <w:p>
             <w:pPr>
               <w:spacing w:line="360" w:lineRule="auto"/>
               <w:ind w:left="22"/>
@@ -822,49 +583,12 @@
                 <w:sz w:val="24"/>
                 <w:szCs w:val="24"/>
               </w:rPr>
-              <w:t>Estado:</w:t>
-            </w:r>
-            <w:r>
-              <w:rPr>
-                <w:rFonts w:ascii="Arial" w:eastAsia="Arial" w:hAnsi="Arial" w:cs="Arial"/>
-                <w:b/>
-                <w:sz w:val="24"/>
-                <w:szCs w:val="24"/>
-              </w:rPr>
-              <w:t xml:space="preserve"> </w:t>
-            </w:r>
-            <w:r>
-              <w:rPr>
-                <w:rFonts w:ascii="Arial" w:eastAsia="Arial" w:hAnsi="Arial" w:cs="Arial"/>
-                <w:b/>
-                <w:sz w:val="24"/>
-                <w:szCs w:val="24"/>
-              </w:rPr>
-              <w:t xml:space="preserve">     </w:t>
-            </w:r>
-            <w:r>
-              <w:rPr>
-                <w:rFonts w:ascii="Arial" w:eastAsia="Arial" w:hAnsi="Arial" w:cs="Arial"/>
-                <w:sz w:val="24"/>
-                <w:szCs w:val="24"/>
-              </w:rPr>
-              <w:t xml:space="preserve">  </w:t>
-            </w:r>
-            <w:r>
-              <w:rPr>
-                <w:rFonts w:ascii="Arial" w:eastAsia="Arial" w:hAnsi="Arial" w:cs="Arial"/>
-                <w:sz w:val="24"/>
-                <w:szCs w:val="24"/>
-              </w:rPr>
-              <w:t xml:space="preserve">      </w:t>
-            </w:r>
-            <w:r>
-              <w:t xml:space="preserve"> {estado}</w:t>
+              <w:t xml:space="preserve">Estado: {estado}</w:t>
             </w:r>
           </w:p>
         </w:tc>
       </w:tr>
-      <w:tr ns2:paraId="6D8A287E" ns2:textId="77777777">
+      <w:tr>
         <w:trPr>
           <w:trHeight w:val="480"/>
           <w:jc w:val="center"/>
@@ -878,7 +602,7 @@
             </w:tcBorders>
             <w:vAlign w:val="center"/>
           </w:tcPr>
-          <w:p ns2:paraId="7549AC65" ns2:textId="13E5D4B8">
+          <w:p>
             <w:pPr>
               <w:spacing w:line="360" w:lineRule="auto"/>
               <w:ind w:left="22"/>
@@ -895,34 +619,7 @@
                 <w:sz w:val="24"/>
                 <w:szCs w:val="24"/>
               </w:rPr>
-              <w:t xml:space="preserve">CEP:                          </w:t>
-            </w:r>
-            <w:r>
-              <w:rPr>
-                <w:rFonts w:ascii="Arial" w:eastAsia="Arial" w:hAnsi="Arial" w:cs="Arial"/>
-                <w:b/>
-                <w:sz w:val="24"/>
-                <w:szCs w:val="24"/>
-              </w:rPr>
-            </w:r>
-            <w:r>
-              <w:rPr>
-                <w:rFonts w:ascii="Arial" w:eastAsia="Arial" w:hAnsi="Arial" w:cs="Arial"/>
-                <w:b/>
-                <w:sz w:val="24"/>
-                <w:szCs w:val="24"/>
-              </w:rPr>
-            </w:r>
-            <w:r>
-              <w:rPr>
-                <w:rFonts w:ascii="Arial" w:eastAsia="Arial" w:hAnsi="Arial" w:cs="Arial"/>
-                <w:sz w:val="24"/>
-                <w:szCs w:val="24"/>
-              </w:rPr>
-            </w:r>
-            <w:r/>
-            <w:r>
-              <w:t xml:space="preserve"> {cep}</w:t>
+              <w:t xml:space="preserve">CEP: {cep}</w:t>
             </w:r>
           </w:p>
         </w:tc>
@@ -935,7 +632,7 @@
             </w:tcBorders>
             <w:vAlign w:val="center"/>
           </w:tcPr>
-          <w:p ns2:paraId="26678C9D" ns2:textId="731E4A64">
+          <w:p>
             <w:pPr>
               <w:spacing w:line="360" w:lineRule="auto"/>
               <w:rPr>
@@ -950,46 +647,12 @@
                 <w:sz w:val="24"/>
                 <w:szCs w:val="24"/>
               </w:rPr>
-              <w:t xml:space="preserve">WhatsApp:                             </w:t>
-            </w:r>
-            <w:r>
-              <w:rPr>
-                <w:rFonts w:ascii="Arial" w:eastAsia="Arial" w:hAnsi="Arial" w:cs="Arial"/>
-                <w:sz w:val="24"/>
-                <w:szCs w:val="24"/>
-              </w:rPr>
-            </w:r>
-            <w:r>
-              <w:rPr>
-                <w:rFonts w:ascii="Arial" w:eastAsia="Arial" w:hAnsi="Arial" w:cs="Arial"/>
-                <w:b/>
-                <w:sz w:val="24"/>
-                <w:szCs w:val="24"/>
-              </w:rPr>
-            </w:r>
-            <w:r>
-              <w:rPr>
-                <w:rFonts w:ascii="Arial" w:eastAsia="Arial" w:hAnsi="Arial" w:cs="Arial"/>
-                <w:b/>
-                <w:sz w:val="24"/>
-                <w:szCs w:val="24"/>
-              </w:rPr>
-            </w:r>
-            <w:r>
-              <w:rPr>
-                <w:rFonts w:ascii="Arial" w:eastAsia="Arial" w:hAnsi="Arial" w:cs="Arial"/>
-                <w:sz w:val="24"/>
-                <w:szCs w:val="24"/>
-              </w:rPr>
-            </w:r>
-            <w:r/>
-            <w:r>
-              <w:t xml:space="preserve"> {telefone}</w:t>
+              <w:t xml:space="preserve">WhatsApp: {telefone}</w:t>
             </w:r>
           </w:p>
         </w:tc>
       </w:tr>
-      <w:tr ns2:paraId="0A5620FE" ns2:textId="77777777">
+      <w:tr>
         <w:trPr>
           <w:trHeight w:val="480"/>
           <w:jc w:val="center"/>
@@ -1004,7 +667,7 @@
             </w:tcBorders>
             <w:vAlign w:val="center"/>
           </w:tcPr>
-          <w:p ns2:paraId="68405239" ns2:textId="77777777">
+          <w:p>
             <w:pPr>
               <w:spacing w:line="276" w:lineRule="auto"/>
               <w:ind w:left="22"/>
@@ -1021,38 +684,10 @@
                 <w:sz w:val="24"/>
                 <w:szCs w:val="24"/>
               </w:rPr>
-              <w:t xml:space="preserve">Representante:                                                                     </w:t>
-            </w:r>
-            <w:r>
-              <w:rPr>
-                <w:rFonts w:ascii="Arial" w:eastAsia="Arial" w:hAnsi="Arial" w:cs="Arial"/>
-                <w:b/>
-                <w:sz w:val="24"/>
-                <w:szCs w:val="24"/>
-              </w:rPr>
-            </w:r>
-            <w:r>
-              <w:rPr>
-                <w:rFonts w:ascii="Arial" w:eastAsia="Arial" w:hAnsi="Arial" w:cs="Arial"/>
-                <w:b/>
-                <w:sz w:val="24"/>
-                <w:szCs w:val="24"/>
-              </w:rPr>
-            </w:r>
-            <w:r>
-              <w:rPr>
-                <w:rFonts w:ascii="Arial" w:eastAsia="Arial" w:hAnsi="Arial" w:cs="Arial"/>
-                <w:b/>
-                <w:sz w:val="24"/>
-                <w:szCs w:val="24"/>
-              </w:rPr>
-            </w:r>
-            <w:r/>
-            <w:r>
-              <w:t xml:space="preserve"> {representante}</w:t>
+              <w:t xml:space="preserve">Representante: {representante}</w:t>
             </w:r>
           </w:p>
-          <w:p ns2:paraId="069F36A4" ns2:textId="7F4ADDC7">
+          <w:p>
             <w:pPr>
               <w:spacing w:line="276" w:lineRule="auto"/>
               <w:ind w:left="22"/>
@@ -1114,7 +749,7 @@
             </w:tcBorders>
             <w:vAlign w:val="center"/>
           </w:tcPr>
-          <w:p ns2:paraId="24FFF491" ns2:textId="77777777">
+          <w:p>
             <w:pPr>
               <w:spacing w:line="360" w:lineRule="auto"/>
               <w:ind w:left="22"/>
@@ -1130,32 +765,12 @@
                 <w:sz w:val="24"/>
                 <w:szCs w:val="24"/>
               </w:rPr>
-              <w:t xml:space="preserve">Cargo:               </w:t>
-            </w:r>
-            <w:r>
-              <w:rPr>
-                <w:rFonts w:ascii="Arial" w:eastAsia="Arial" w:hAnsi="Arial" w:cs="Arial"/>
-                <w:b/>
-                <w:sz w:val="24"/>
-                <w:szCs w:val="24"/>
-              </w:rPr>
-            </w:r>
-            <w:r>
-              <w:rPr>
-                <w:rFonts w:ascii="Arial" w:eastAsia="Arial" w:hAnsi="Arial" w:cs="Arial"/>
-                <w:b/>
-                <w:sz w:val="24"/>
-                <w:szCs w:val="24"/>
-              </w:rPr>
-            </w:r>
-            <w:r/>
-            <w:r>
-              <w:t xml:space="preserve"> {cargo}</w:t>
+              <w:t xml:space="preserve">Cargo: {cargo}</w:t>
             </w:r>
           </w:p>
         </w:tc>
       </w:tr>
-      <w:tr ns2:paraId="175E7ED9" ns2:textId="77777777">
+      <w:tr>
         <w:trPr>
           <w:trHeight w:val="427"/>
           <w:jc w:val="center"/>
@@ -1170,7 +785,7 @@
             </w:tcBorders>
             <w:vAlign w:val="center"/>
           </w:tcPr>
-          <w:p ns2:paraId="253C5A3C" ns2:textId="7CDD754B">
+          <w:p>
             <w:pPr>
               <w:spacing w:line="360" w:lineRule="auto"/>
               <w:ind w:left="22"/>
@@ -1188,77 +803,31 @@
                 <w:sz w:val="24"/>
                 <w:szCs w:val="24"/>
               </w:rPr>
-              <w:t xml:space="preserve">E-mail para assinatura digital:                                                                    </w:t>
-            </w:r>
-            <w:r>
-              <w:rPr>
-                <w:rFonts w:ascii="Arial" w:eastAsia="Arial" w:hAnsi="Arial" w:cs="Arial"/>
-                <w:b/>
-                <w:sz w:val="24"/>
-                <w:szCs w:val="24"/>
-              </w:rPr>
-            </w:r>
-            <w:r>
-              <w:rPr>
-                <w:rFonts w:ascii="Arial" w:eastAsia="Arial" w:hAnsi="Arial" w:cs="Arial"/>
-                <w:b/>
-                <w:sz w:val="24"/>
-                <w:szCs w:val="24"/>
-              </w:rPr>
-            </w:r>
-            <w:r>
-              <w:rPr>
-                <w:rFonts w:ascii="Arial" w:eastAsia="Arial" w:hAnsi="Arial" w:cs="Arial"/>
-                <w:b/>
-                <w:sz w:val="24"/>
-                <w:szCs w:val="24"/>
-              </w:rPr>
-            </w:r>
-            <w:r>
-              <w:rPr>
-                <w:rFonts w:ascii="Arial" w:eastAsia="Arial" w:hAnsi="Arial" w:cs="Arial"/>
-                <w:b/>
-                <w:sz w:val="24"/>
-                <w:szCs w:val="24"/>
-              </w:rPr>
-            </w:r>
-            <w:r>
-              <w:rPr>
-                <w:rFonts w:ascii="Arial" w:eastAsia="Arial" w:hAnsi="Arial" w:cs="Arial"/>
-                <w:b/>
-                <w:sz w:val="24"/>
-                <w:szCs w:val="24"/>
-              </w:rPr>
-            </w:r>
-            <w:r/>
-            <w:r/>
-            <w:r/>
-            <w:r>
-              <w:t xml:space="preserve"> {email_assinatura}</w:t>
+              <w:t xml:space="preserve">E-mail para assinatura digital: {email_assinatura}</w:t>
             </w:r>
           </w:p>
         </w:tc>
       </w:tr>
     </w:tbl>
-    <w:p ns2:paraId="1F351683" ns2:textId="77777777">
-      <w:pPr>
-        <w:spacing w:line="360" w:lineRule="auto"/>
-        <w:jc w:val="both"/>
-        <w:rPr>
-          <w:rFonts w:ascii="Arial" w:eastAsia="Arial" w:hAnsi="Arial" w:cs="Arial"/>
-        </w:rPr>
-      </w:pPr>
-    </w:p>
-    <w:p ns2:paraId="52AD6499" ns2:textId="77777777">
-      <w:pPr>
-        <w:spacing w:line="360" w:lineRule="auto"/>
-        <w:jc w:val="both"/>
-        <w:rPr>
-          <w:rFonts w:ascii="Arial" w:eastAsia="Arial" w:hAnsi="Arial" w:cs="Arial"/>
-        </w:rPr>
-      </w:pPr>
-    </w:p>
-    <w:p ns2:paraId="60F92695" ns2:textId="77777777">
+    <w:p>
+      <w:pPr>
+        <w:spacing w:line="360" w:lineRule="auto"/>
+        <w:jc w:val="both"/>
+        <w:rPr>
+          <w:rFonts w:ascii="Arial" w:eastAsia="Arial" w:hAnsi="Arial" w:cs="Arial"/>
+        </w:rPr>
+      </w:pPr>
+    </w:p>
+    <w:p>
+      <w:pPr>
+        <w:spacing w:line="360" w:lineRule="auto"/>
+        <w:jc w:val="both"/>
+        <w:rPr>
+          <w:rFonts w:ascii="Arial" w:eastAsia="Arial" w:hAnsi="Arial" w:cs="Arial"/>
+        </w:rPr>
+      </w:pPr>
+    </w:p>
+    <w:p>
       <w:pPr>
         <w:spacing w:line="360" w:lineRule="auto"/>
         <w:jc w:val="both"/>
@@ -1311,18 +880,18 @@
         <w:t>, firmam o presente Convênio de Concessão de Estágio de acordo com as seguintes condições:</w:t>
       </w:r>
     </w:p>
-    <w:p ns2:paraId="514A1CA3" ns2:textId="77777777">
-      <w:pPr>
-        <w:spacing w:line="360" w:lineRule="auto"/>
-        <w:jc w:val="both"/>
-        <w:rPr>
-          <w:rFonts w:ascii="Arial" w:eastAsia="Arial" w:hAnsi="Arial" w:cs="Arial"/>
-          <w:sz w:val="24"/>
-          <w:szCs w:val="24"/>
-        </w:rPr>
-      </w:pPr>
-    </w:p>
-    <w:p ns2:paraId="23397262" ns2:textId="77777777">
+    <w:p>
+      <w:pPr>
+        <w:spacing w:line="360" w:lineRule="auto"/>
+        <w:jc w:val="both"/>
+        <w:rPr>
+          <w:rFonts w:ascii="Arial" w:eastAsia="Arial" w:hAnsi="Arial" w:cs="Arial"/>
+          <w:sz w:val="24"/>
+          <w:szCs w:val="24"/>
+        </w:rPr>
+      </w:pPr>
+    </w:p>
+    <w:p>
       <w:pPr>
         <w:spacing w:line="360" w:lineRule="auto"/>
         <w:jc w:val="center"/>
@@ -1343,7 +912,7 @@
         <w:t>CLÁUSULA 1ª - DO OBJETO E DA FINALIDADE DO CONVÊNIO</w:t>
       </w:r>
     </w:p>
-    <w:p ns2:paraId="6DE5D2EB" ns2:textId="77777777">
+    <w:p>
       <w:pPr>
         <w:spacing w:line="360" w:lineRule="auto"/>
         <w:ind w:left="1134" w:hanging="567"/>
@@ -1356,7 +925,7 @@
         </w:rPr>
       </w:pPr>
     </w:p>
-    <w:p ns2:paraId="24D97FDA" ns2:textId="77777777">
+    <w:p>
       <w:pPr>
         <w:widowControl/>
         <w:spacing w:line="360" w:lineRule="auto"/>
@@ -1394,7 +963,7 @@
         <w:t>que será sempre de interesse curricular, com previsão no Projeto Pedagógico do respectivo Curso, constituindo-se em meio para que os discentes, futuros profissionais das diferentes áreas do saber, tenham treinamento prático na linha de sua formação, em situações reais de vida e trabalho, nos termos da Lei nº 11.788 de 25 de Setembro de 2008 e demais legislações regulamentadoras.</w:t>
       </w:r>
     </w:p>
-    <w:p ns2:paraId="470A990C" ns2:textId="77777777">
+    <w:p>
       <w:pPr>
         <w:spacing w:line="360" w:lineRule="auto"/>
         <w:jc w:val="both"/>
@@ -1415,7 +984,7 @@
         <w:t xml:space="preserve"> </w:t>
       </w:r>
     </w:p>
-    <w:p ns2:paraId="7C9E4CCE" ns2:textId="77777777">
+    <w:p>
       <w:pPr>
         <w:spacing w:line="360" w:lineRule="auto"/>
         <w:jc w:val="center"/>
@@ -1436,19 +1005,19 @@
         <w:t>CLÁUSULA 2ª - DAS OBRIGAÇÕES DA CONVENENTE</w:t>
       </w:r>
     </w:p>
-    <w:p ns2:paraId="5FF566CE" ns2:textId="77777777">
-      <w:pPr>
-        <w:spacing w:line="360" w:lineRule="auto"/>
-        <w:jc w:val="both"/>
-        <w:rPr>
-          <w:rFonts w:ascii="Arial" w:eastAsia="Arial" w:hAnsi="Arial" w:cs="Arial"/>
-          <w:b/>
-          <w:sz w:val="24"/>
-          <w:szCs w:val="24"/>
-        </w:rPr>
-      </w:pPr>
-    </w:p>
-    <w:p ns2:paraId="6475E34C" ns2:textId="77777777">
+    <w:p>
+      <w:pPr>
+        <w:spacing w:line="360" w:lineRule="auto"/>
+        <w:jc w:val="both"/>
+        <w:rPr>
+          <w:rFonts w:ascii="Arial" w:eastAsia="Arial" w:hAnsi="Arial" w:cs="Arial"/>
+          <w:b/>
+          <w:sz w:val="24"/>
+          <w:szCs w:val="24"/>
+        </w:rPr>
+      </w:pPr>
+    </w:p>
+    <w:p>
       <w:pPr>
         <w:spacing w:line="360" w:lineRule="auto"/>
         <w:jc w:val="both"/>
@@ -1493,18 +1062,18 @@
         <w:t xml:space="preserve"> as seguintes obrigações:</w:t>
       </w:r>
     </w:p>
-    <w:p ns2:paraId="199DBB1F" ns2:textId="77777777">
-      <w:pPr>
-        <w:spacing w:line="360" w:lineRule="auto"/>
-        <w:jc w:val="both"/>
-        <w:rPr>
-          <w:rFonts w:ascii="Arial" w:eastAsia="Arial" w:hAnsi="Arial" w:cs="Arial"/>
-          <w:sz w:val="24"/>
-          <w:szCs w:val="24"/>
-        </w:rPr>
-      </w:pPr>
-    </w:p>
-    <w:p ns2:paraId="532045F0" ns2:textId="77777777">
+    <w:p>
+      <w:pPr>
+        <w:spacing w:line="360" w:lineRule="auto"/>
+        <w:jc w:val="both"/>
+        <w:rPr>
+          <w:rFonts w:ascii="Arial" w:eastAsia="Arial" w:hAnsi="Arial" w:cs="Arial"/>
+          <w:sz w:val="24"/>
+          <w:szCs w:val="24"/>
+        </w:rPr>
+      </w:pPr>
+    </w:p>
+    <w:p>
       <w:pPr>
         <w:widowControl/>
         <w:numPr>
@@ -1529,7 +1098,7 @@
         <w:t>Fornecer à CONVENIADA, quando solicitado, informações acadêmicas de seus discentes que vierem a beneficiar-se de tais ações;</w:t>
       </w:r>
     </w:p>
-    <w:p ns2:paraId="1827F270" ns2:textId="77777777">
+    <w:p>
       <w:pPr>
         <w:widowControl/>
         <w:numPr>
@@ -1554,7 +1123,7 @@
         <w:t>Propiciar condições que facilitem a inclusão de seus discentes nas oportunidades abertas pela CONVENIADA;</w:t>
       </w:r>
     </w:p>
-    <w:p ns2:paraId="4F8C7BE4" ns2:textId="77777777">
+    <w:p>
       <w:pPr>
         <w:widowControl/>
         <w:numPr>
@@ -1579,7 +1148,7 @@
         <w:t>Divulgar junto a seus discentes, quando for o caso, as oportunidades de estágios abertas;</w:t>
       </w:r>
     </w:p>
-    <w:p ns2:paraId="5B79C56C" ns2:textId="77777777">
+    <w:p>
       <w:pPr>
         <w:widowControl/>
         <w:numPr>
@@ -1604,7 +1173,7 @@
         <w:t>Assinar como interveniente, os Termos de Compromissos e Aditivos de Estágios que vierem a ser celebrados entre seus discentes e a CONVENIADA;</w:t>
       </w:r>
     </w:p>
-    <w:p ns2:paraId="6997BA24" ns2:textId="77777777">
+    <w:p>
       <w:pPr>
         <w:spacing w:line="360" w:lineRule="auto"/>
         <w:ind w:left="426"/>
@@ -1623,7 +1192,7 @@
         <w:t>Confirmar a situação de regularidade acadêmica quando for solicitado pela CONVENIADA;</w:t>
       </w:r>
     </w:p>
-    <w:p ns2:paraId="7CCCE538" ns2:textId="77777777">
+    <w:p>
       <w:pPr>
         <w:widowControl/>
         <w:numPr>
@@ -1648,7 +1217,7 @@
         <w:t>Proceder à supervisão do estágio com orientação técnico-profissional ao aluno;</w:t>
       </w:r>
     </w:p>
-    <w:p ns2:paraId="5B8295FF" ns2:textId="77777777">
+    <w:p>
       <w:pPr>
         <w:widowControl/>
         <w:numPr>
@@ -1673,18 +1242,18 @@
         <w:t>Supervisionar as atividades a serem desenvolvidas, com as intervenções necessárias, observados os preceitos da ética profissional;</w:t>
       </w:r>
     </w:p>
-    <w:p ns2:paraId="3BC12CD5" ns2:textId="77777777">
-      <w:pPr>
-        <w:spacing w:line="360" w:lineRule="auto"/>
-        <w:jc w:val="both"/>
-        <w:rPr>
-          <w:rFonts w:ascii="Arial" w:eastAsia="Arial" w:hAnsi="Arial" w:cs="Arial"/>
-          <w:sz w:val="24"/>
-          <w:szCs w:val="24"/>
-        </w:rPr>
-      </w:pPr>
-    </w:p>
-    <w:p ns2:paraId="7CE1AF02" ns2:textId="77777777">
+    <w:p>
+      <w:pPr>
+        <w:spacing w:line="360" w:lineRule="auto"/>
+        <w:jc w:val="both"/>
+        <w:rPr>
+          <w:rFonts w:ascii="Arial" w:eastAsia="Arial" w:hAnsi="Arial" w:cs="Arial"/>
+          <w:sz w:val="24"/>
+          <w:szCs w:val="24"/>
+        </w:rPr>
+      </w:pPr>
+    </w:p>
+    <w:p>
       <w:pPr>
         <w:spacing w:line="360" w:lineRule="auto"/>
         <w:jc w:val="center"/>
@@ -1705,19 +1274,19 @@
         <w:t>CLÁUSULA 3ª - DAS OBRIGAÇÕES DA CONVENIADA</w:t>
       </w:r>
     </w:p>
-    <w:p ns2:paraId="7903D270" ns2:textId="77777777">
-      <w:pPr>
-        <w:spacing w:line="360" w:lineRule="auto"/>
-        <w:jc w:val="both"/>
-        <w:rPr>
-          <w:rFonts w:ascii="Arial" w:eastAsia="Arial" w:hAnsi="Arial" w:cs="Arial"/>
-          <w:b/>
-          <w:sz w:val="24"/>
-          <w:szCs w:val="24"/>
-        </w:rPr>
-      </w:pPr>
-    </w:p>
-    <w:p ns2:paraId="22AD167D" ns2:textId="77777777">
+    <w:p>
+      <w:pPr>
+        <w:spacing w:line="360" w:lineRule="auto"/>
+        <w:jc w:val="both"/>
+        <w:rPr>
+          <w:rFonts w:ascii="Arial" w:eastAsia="Arial" w:hAnsi="Arial" w:cs="Arial"/>
+          <w:b/>
+          <w:sz w:val="24"/>
+          <w:szCs w:val="24"/>
+        </w:rPr>
+      </w:pPr>
+    </w:p>
+    <w:p>
       <w:pPr>
         <w:spacing w:line="360" w:lineRule="auto"/>
         <w:jc w:val="both"/>
@@ -1762,7 +1331,7 @@
         <w:t xml:space="preserve"> as seguintes disposições:</w:t>
       </w:r>
     </w:p>
-    <w:p ns2:paraId="6544805E" ns2:textId="77777777">
+    <w:p>
       <w:pPr>
         <w:spacing w:line="360" w:lineRule="auto"/>
         <w:ind w:left="1134" w:hanging="567"/>
@@ -1774,7 +1343,7 @@
         </w:rPr>
       </w:pPr>
     </w:p>
-    <w:p ns2:paraId="0FFD7084" ns2:textId="77777777">
+    <w:p>
       <w:pPr>
         <w:widowControl/>
         <w:numPr>
@@ -1800,7 +1369,7 @@
         <w:t>Desenvolver esforços oferecendo oportunidades de estágio, adequadas à proposta pedagógica do curso, à etapa e modalidade de formação escolar do discente e ao horário e calendário escolar;</w:t>
       </w:r>
     </w:p>
-    <w:p ns2:paraId="08D22DAE" ns2:textId="77777777">
+    <w:p>
       <w:pPr>
         <w:widowControl/>
         <w:numPr>
@@ -1825,7 +1394,7 @@
         <w:t>Promover o ajuste das condições de estágios definidas pela CONVENENTE com as disponibilidades possíveis, indicando as principais atividades a serem desenvolvidas pelos estagiários, observando sua compatibilidade com o contexto básico da profissão ao qual o curso se refere;</w:t>
       </w:r>
     </w:p>
-    <w:p ns2:paraId="022F28C2" ns2:textId="77777777">
+    <w:p>
       <w:pPr>
         <w:widowControl/>
         <w:numPr>
@@ -1850,7 +1419,7 @@
         <w:t>Cadastrar os discentes da CONVENENTE, para oportuna convocação, se houver interesse;</w:t>
       </w:r>
     </w:p>
-    <w:p ns2:paraId="663B44F5" ns2:textId="77777777">
+    <w:p>
       <w:pPr>
         <w:widowControl/>
         <w:numPr>
@@ -1875,7 +1444,7 @@
         <w:t>Divulgar as vagas abertas para conhecimento dos estudantes e de interessados nas oportunidades de estágio;</w:t>
       </w:r>
     </w:p>
-    <w:p ns2:paraId="0AD16AD6" ns2:textId="77777777">
+    <w:p>
       <w:pPr>
         <w:widowControl/>
         <w:numPr>
@@ -1900,7 +1469,7 @@
         <w:t>Preparar toda documentação legal referente ao estágio, utilizando os modelos homologados pela CONVENENTE até no máximo 30 (trinta) dias após a data do estágio, incluindo:</w:t>
       </w:r>
     </w:p>
-    <w:p ns2:paraId="1EFC5994" ns2:textId="77777777">
+    <w:p>
       <w:pPr>
         <w:widowControl/>
         <w:spacing w:line="360" w:lineRule="auto"/>
@@ -1921,7 +1490,7 @@
         <w:t>e.1) Termo de Compromisso de Estágio – TCE, entre a CONVENIADA e o discente junto a elaboração do Plano de Atividades do Estagiário – PE compatível com a área, linha de formação e etapa do curso em que se encontra matriculado o estagiário, de acordo com a legislação aplicável e com as normas e diretrizes do Regulamento Geral de Estágios, bem como Regulamentos da CONVENENTE com sua interveniência e assinatura.</w:t>
       </w:r>
     </w:p>
-    <w:p ns2:paraId="52054154" ns2:textId="77777777">
+    <w:p>
       <w:pPr>
         <w:widowControl/>
         <w:spacing w:line="360" w:lineRule="auto"/>
@@ -1951,7 +1520,7 @@
         <w:t>2) Contratação do seguro contra acidentes pessoais em favor do estagiário, cuja apólice seja compatível com valores de mercado;</w:t>
       </w:r>
     </w:p>
-    <w:p ns2:paraId="2EA8270E" ns2:textId="77777777">
+    <w:p>
       <w:pPr>
         <w:widowControl/>
         <w:numPr>
@@ -1976,7 +1545,7 @@
         <w:t>Ofertar instalações com condições de proporcionar ao aluno atividades de aprendizagem social, profissional e cultural;</w:t>
       </w:r>
     </w:p>
-    <w:p ns2:paraId="03EF2160" ns2:textId="77777777">
+    <w:p>
       <w:pPr>
         <w:widowControl/>
         <w:numPr>
@@ -2001,7 +1570,7 @@
         <w:t>Oferecer condições físicas e materiais indispensáveis ao desempenho das atividades e aplicar ao estagiário a legislação de saúde e segurança no trabalho;</w:t>
       </w:r>
     </w:p>
-    <w:p ns2:paraId="07E018D3" ns2:textId="77777777">
+    <w:p>
       <w:pPr>
         <w:widowControl/>
         <w:numPr>
@@ -2026,7 +1595,7 @@
         <w:t>Aceitar em suas dependências a Coordenação de Estágio da CONVENENTE, para os trabalhos de supervisão, avaliação do estágio, dos estagiários e outros que se fizerem necessários;</w:t>
       </w:r>
     </w:p>
-    <w:p ns2:paraId="3B250BED" ns2:textId="77777777">
+    <w:p>
       <w:pPr>
         <w:widowControl/>
         <w:numPr>
@@ -2051,7 +1620,7 @@
         <w:t>Celebrar Termo de Compromisso de Estágio (TCE) e zelar por seu cumprimento;</w:t>
       </w:r>
     </w:p>
-    <w:p ns2:paraId="1747628F" ns2:textId="77777777">
+    <w:p>
       <w:pPr>
         <w:widowControl/>
         <w:numPr>
@@ -2077,7 +1646,7 @@
         <w:t>Comunicar, por escrito, à CONVENENTE, através da Coordenação de Estágio, qualquer irregularidade na realização do estágio;</w:t>
       </w:r>
     </w:p>
-    <w:p ns2:paraId="289CCB29" ns2:textId="77777777">
+    <w:p>
       <w:pPr>
         <w:widowControl/>
         <w:numPr>
@@ -2102,7 +1671,7 @@
         <w:t>Comunicar à CONVENENTE, se for o caso, o desejo de interrupção do estágio e solicitar o Termo de Cancelamento do TCE;</w:t>
       </w:r>
     </w:p>
-    <w:p ns2:paraId="222ABB1D" ns2:textId="77777777">
+    <w:p>
       <w:pPr>
         <w:widowControl/>
         <w:numPr>
@@ -2127,7 +1696,7 @@
         <w:t>Indicar funcionário de seu quadro pessoal, com formação e experiência profissional na área de conhecimento desenvolvida no curso do estagiário, para orientar e supervisionar até 10 (dez) estagiários simultaneamente;</w:t>
       </w:r>
     </w:p>
-    <w:p ns2:paraId="5C590B7E" ns2:textId="77777777">
+    <w:p>
       <w:pPr>
         <w:widowControl/>
         <w:numPr>
@@ -2152,7 +1721,7 @@
         <w:t>Acompanhar a realização dos estágios, subsidiando a CONVENENTE com informações pertinentes através de envio, com a periodicidade não superior a 6 (seis) meses, de Relatório da Atividades de cada estagiário, com vista obrigatória de cada um deles, sob pena de rescisão do TCE;</w:t>
       </w:r>
     </w:p>
-    <w:p ns2:paraId="5F1AD74F" ns2:textId="77777777">
+    <w:p>
       <w:pPr>
         <w:widowControl/>
         <w:numPr>
@@ -2177,7 +1746,7 @@
         <w:t>Manter sigilo total das informações e dados dos interessados e daqueles que vierem a estagiar sob sua coordenação sob as penas da lei;</w:t>
       </w:r>
     </w:p>
-    <w:p ns2:paraId="23C2D92D" ns2:textId="77777777">
+    <w:p>
       <w:pPr>
         <w:widowControl/>
         <w:numPr>
@@ -2202,7 +1771,7 @@
         <w:t>Informar e orientar o estagiário de que o início da atividade de estágio só poderá ocorrer depois da formalização do TCE, e a sua prorrogação após a formalização do Termo Aditivo, ambos firmados pela CONVENIADA, pela CONVENENTE e pelo estagiário;</w:t>
       </w:r>
     </w:p>
-    <w:p ns2:paraId="05126745" ns2:textId="77777777">
+    <w:p>
       <w:pPr>
         <w:widowControl/>
         <w:numPr>
@@ -2227,7 +1796,7 @@
         <w:t>Notificar, por escrito e de imediato, a CONVENENTE da necessidade de rescisão do TCE;</w:t>
       </w:r>
     </w:p>
-    <w:p ns2:paraId="2E108654" ns2:textId="77777777">
+    <w:p>
       <w:pPr>
         <w:widowControl/>
         <w:numPr>
@@ -2252,18 +1821,18 @@
         <w:t>Entregar, por ocasião do desligamento do estagiário, Termo de Realização de Estágio com indicação resumida das atividades desenvolvidas, dos períodos e da avaliação de desempenho.</w:t>
       </w:r>
     </w:p>
-    <w:p ns2:paraId="4AFE0A33" ns2:textId="77777777">
-      <w:pPr>
-        <w:spacing w:line="360" w:lineRule="auto"/>
-        <w:jc w:val="both"/>
-        <w:rPr>
-          <w:rFonts w:ascii="Arial" w:eastAsia="Arial" w:hAnsi="Arial" w:cs="Arial"/>
-          <w:sz w:val="24"/>
-          <w:szCs w:val="24"/>
-        </w:rPr>
-      </w:pPr>
-    </w:p>
-    <w:p ns2:paraId="0EDA1D86" ns2:textId="77777777">
+    <w:p>
+      <w:pPr>
+        <w:spacing w:line="360" w:lineRule="auto"/>
+        <w:jc w:val="both"/>
+        <w:rPr>
+          <w:rFonts w:ascii="Arial" w:eastAsia="Arial" w:hAnsi="Arial" w:cs="Arial"/>
+          <w:sz w:val="24"/>
+          <w:szCs w:val="24"/>
+        </w:rPr>
+      </w:pPr>
+    </w:p>
+    <w:p>
       <w:pPr>
         <w:spacing w:line="360" w:lineRule="auto"/>
         <w:jc w:val="center"/>
@@ -2284,7 +1853,7 @@
         <w:t>CLÁUSULA 4ª - DAS ÁREAS DE ESTÁGIO E DO NÚMERO DE VAGAS</w:t>
       </w:r>
     </w:p>
-    <w:p ns2:paraId="60AB4CBC" ns2:textId="77777777">
+    <w:p>
       <w:pPr>
         <w:spacing w:line="360" w:lineRule="auto"/>
         <w:ind w:left="1134" w:hanging="567"/>
@@ -2297,7 +1866,7 @@
         </w:rPr>
       </w:pPr>
     </w:p>
-    <w:p ns2:paraId="26ABA4D6" ns2:textId="77777777">
+    <w:p>
       <w:pPr>
         <w:spacing w:line="360" w:lineRule="auto"/>
         <w:jc w:val="both"/>
@@ -2325,18 +1894,18 @@
         <w:t xml:space="preserve"> Serão consideradas atividades de estágio, para os alunos-estagiários, as atividades relacionadas a observação/coparticipação e intervenção. </w:t>
       </w:r>
     </w:p>
-    <w:p ns2:paraId="21DF65BC" ns2:textId="77777777">
-      <w:pPr>
-        <w:spacing w:line="360" w:lineRule="auto"/>
-        <w:jc w:val="both"/>
-        <w:rPr>
-          <w:rFonts w:ascii="Arial" w:eastAsia="Arial" w:hAnsi="Arial" w:cs="Arial"/>
-          <w:sz w:val="24"/>
-          <w:szCs w:val="24"/>
-        </w:rPr>
-      </w:pPr>
-    </w:p>
-    <w:p ns2:paraId="124E956C" ns2:textId="77777777">
+    <w:p>
+      <w:pPr>
+        <w:spacing w:line="360" w:lineRule="auto"/>
+        <w:jc w:val="both"/>
+        <w:rPr>
+          <w:rFonts w:ascii="Arial" w:eastAsia="Arial" w:hAnsi="Arial" w:cs="Arial"/>
+          <w:sz w:val="24"/>
+          <w:szCs w:val="24"/>
+        </w:rPr>
+      </w:pPr>
+    </w:p>
+    <w:p>
       <w:pPr>
         <w:spacing w:line="360" w:lineRule="auto"/>
         <w:jc w:val="both"/>
@@ -2366,18 +1935,18 @@
         <w:t xml:space="preserve"> Os estudantes estagiários deverão planejar, auxiliar e monitorar atividades desenvolvidas em conformidade com a área do seu curso.</w:t>
       </w:r>
     </w:p>
-    <w:p ns2:paraId="6BC70595" ns2:textId="77777777">
-      <w:pPr>
-        <w:spacing w:line="360" w:lineRule="auto"/>
-        <w:jc w:val="both"/>
-        <w:rPr>
-          <w:rFonts w:ascii="Arial" w:eastAsia="Arial" w:hAnsi="Arial" w:cs="Arial"/>
-          <w:sz w:val="24"/>
-          <w:szCs w:val="24"/>
-        </w:rPr>
-      </w:pPr>
-    </w:p>
-    <w:p ns2:paraId="4D2E0B8E" ns2:textId="77777777">
+    <w:p>
+      <w:pPr>
+        <w:spacing w:line="360" w:lineRule="auto"/>
+        <w:jc w:val="both"/>
+        <w:rPr>
+          <w:rFonts w:ascii="Arial" w:eastAsia="Arial" w:hAnsi="Arial" w:cs="Arial"/>
+          <w:sz w:val="24"/>
+          <w:szCs w:val="24"/>
+        </w:rPr>
+      </w:pPr>
+    </w:p>
+    <w:p>
       <w:pPr>
         <w:spacing w:line="360" w:lineRule="auto"/>
         <w:jc w:val="both"/>
@@ -2431,19 +2000,19 @@
         <w:t>máximo, definido em comum acordo com a Coordenação de Estágio e os preceitos da Lei 11.788/2008.</w:t>
       </w:r>
     </w:p>
-    <w:p ns2:paraId="7A7E2C1C" ns2:textId="77777777">
-      <w:pPr>
-        <w:spacing w:line="360" w:lineRule="auto"/>
-        <w:jc w:val="both"/>
-        <w:rPr>
-          <w:rFonts w:ascii="Arial" w:eastAsia="Arial" w:hAnsi="Arial" w:cs="Arial"/>
-          <w:b/>
-          <w:sz w:val="24"/>
-          <w:szCs w:val="24"/>
-        </w:rPr>
-      </w:pPr>
-    </w:p>
-    <w:p ns2:paraId="556F3318" ns2:textId="77777777">
+    <w:p>
+      <w:pPr>
+        <w:spacing w:line="360" w:lineRule="auto"/>
+        <w:jc w:val="both"/>
+        <w:rPr>
+          <w:rFonts w:ascii="Arial" w:eastAsia="Arial" w:hAnsi="Arial" w:cs="Arial"/>
+          <w:b/>
+          <w:sz w:val="24"/>
+          <w:szCs w:val="24"/>
+        </w:rPr>
+      </w:pPr>
+    </w:p>
+    <w:p>
       <w:pPr>
         <w:spacing w:line="360" w:lineRule="auto"/>
         <w:jc w:val="center"/>
@@ -2464,7 +2033,7 @@
         <w:t>CLÁUSULA 5ª - DO VÍNCULO</w:t>
       </w:r>
     </w:p>
-    <w:p ns2:paraId="2608028D" ns2:textId="77777777">
+    <w:p>
       <w:pPr>
         <w:spacing w:line="360" w:lineRule="auto"/>
         <w:ind w:firstLine="567"/>
@@ -2477,7 +2046,7 @@
         </w:rPr>
       </w:pPr>
     </w:p>
-    <w:p ns2:paraId="1C56A51B" ns2:textId="77777777">
+    <w:p>
       <w:pPr>
         <w:spacing w:line="360" w:lineRule="auto"/>
         <w:jc w:val="both"/>
@@ -2539,7 +2108,7 @@
         <w:t>, pelo que fica o mesmo desobrigado de encargos sociais e trabalhistas, já que o presente estágio é parte integrante da carga horária curricular obrigatória dos acadêmicos.</w:t>
       </w:r>
     </w:p>
-    <w:p ns2:paraId="4308B408" ns2:textId="77777777">
+    <w:p>
       <w:pPr>
         <w:spacing w:line="360" w:lineRule="auto"/>
         <w:ind w:left="1134" w:hanging="567"/>
@@ -2551,7 +2120,7 @@
         </w:rPr>
       </w:pPr>
     </w:p>
-    <w:p ns2:paraId="3FEF6BBA" ns2:textId="77777777">
+    <w:p>
       <w:pPr>
         <w:spacing w:line="360" w:lineRule="auto"/>
         <w:jc w:val="both"/>
@@ -2579,18 +2148,18 @@
         <w:t xml:space="preserve"> A eventual concessão de benefícios relacionados a transporte, alimentação e saúde, entre outros, não caracteriza vínculo empregatício. </w:t>
       </w:r>
     </w:p>
-    <w:p ns2:paraId="5F0489B9" ns2:textId="77777777">
-      <w:pPr>
-        <w:spacing w:line="360" w:lineRule="auto"/>
-        <w:jc w:val="both"/>
-        <w:rPr>
-          <w:rFonts w:ascii="Arial" w:eastAsia="Arial" w:hAnsi="Arial" w:cs="Arial"/>
-          <w:sz w:val="24"/>
-          <w:szCs w:val="24"/>
-        </w:rPr>
-      </w:pPr>
-    </w:p>
-    <w:p ns2:paraId="4C245F2A" ns2:textId="77777777">
+    <w:p>
+      <w:pPr>
+        <w:spacing w:line="360" w:lineRule="auto"/>
+        <w:jc w:val="both"/>
+        <w:rPr>
+          <w:rFonts w:ascii="Arial" w:eastAsia="Arial" w:hAnsi="Arial" w:cs="Arial"/>
+          <w:sz w:val="24"/>
+          <w:szCs w:val="24"/>
+        </w:rPr>
+      </w:pPr>
+    </w:p>
+    <w:p>
       <w:pPr>
         <w:spacing w:line="360" w:lineRule="auto"/>
         <w:jc w:val="center"/>
@@ -2611,19 +2180,19 @@
         <w:t>CLÁUSULA 6ª - DA CARGA HORÁRIA, DURAÇÃO E JORNADA DO ESTÁGIO CURRICULAR.</w:t>
       </w:r>
     </w:p>
-    <w:p ns2:paraId="2A63A9BF" ns2:textId="77777777">
-      <w:pPr>
-        <w:spacing w:line="360" w:lineRule="auto"/>
-        <w:jc w:val="both"/>
-        <w:rPr>
-          <w:rFonts w:ascii="Arial" w:eastAsia="Arial" w:hAnsi="Arial" w:cs="Arial"/>
-          <w:b/>
-          <w:sz w:val="24"/>
-          <w:szCs w:val="24"/>
-        </w:rPr>
-      </w:pPr>
-    </w:p>
-    <w:p ns2:paraId="4C73D5E9" ns2:textId="77777777">
+    <w:p>
+      <w:pPr>
+        <w:spacing w:line="360" w:lineRule="auto"/>
+        <w:jc w:val="both"/>
+        <w:rPr>
+          <w:rFonts w:ascii="Arial" w:eastAsia="Arial" w:hAnsi="Arial" w:cs="Arial"/>
+          <w:b/>
+          <w:sz w:val="24"/>
+          <w:szCs w:val="24"/>
+        </w:rPr>
+      </w:pPr>
+    </w:p>
+    <w:p>
       <w:pPr>
         <w:spacing w:line="360" w:lineRule="auto"/>
         <w:jc w:val="both"/>
@@ -2685,7 +2254,7 @@
         <w:t xml:space="preserve"> e os termos estabelecidos pela Lei 11.788/2008, não podendo ultrapassar 6 horas diárias e 30 horas semanais.</w:t>
       </w:r>
     </w:p>
-    <w:p ns2:paraId="12E2171A" ns2:textId="77777777">
+    <w:p>
       <w:pPr>
         <w:spacing w:line="360" w:lineRule="auto"/>
         <w:ind w:firstLine="567"/>
@@ -2698,7 +2267,7 @@
         </w:rPr>
       </w:pPr>
     </w:p>
-    <w:p ns2:paraId="069CF08E" ns2:textId="77777777">
+    <w:p>
       <w:pPr>
         <w:spacing w:line="360" w:lineRule="auto"/>
         <w:jc w:val="center"/>
@@ -2719,7 +2288,7 @@
         <w:t>CLÁUSULA 7ª - DA EXCLUSÃO DE RESPONSABILIDADES</w:t>
       </w:r>
     </w:p>
-    <w:p ns2:paraId="4DC51C3A" ns2:textId="77777777">
+    <w:p>
       <w:pPr>
         <w:spacing w:line="360" w:lineRule="auto"/>
         <w:ind w:left="1134" w:hanging="567"/>
@@ -2732,7 +2301,7 @@
         </w:rPr>
       </w:pPr>
     </w:p>
-    <w:p ns2:paraId="1DD8B018" ns2:textId="77777777">
+    <w:p>
       <w:pPr>
         <w:spacing w:line="360" w:lineRule="auto"/>
         <w:jc w:val="both"/>
@@ -2794,19 +2363,19 @@
         <w:t>isento de responsabilidades em caso de acidentes.</w:t>
       </w:r>
     </w:p>
-    <w:p ns2:paraId="1CE84616" ns2:textId="77777777">
-      <w:pPr>
-        <w:spacing w:line="360" w:lineRule="auto"/>
-        <w:jc w:val="both"/>
-        <w:rPr>
-          <w:rFonts w:ascii="Arial" w:eastAsia="Arial" w:hAnsi="Arial" w:cs="Arial"/>
-          <w:b/>
-          <w:sz w:val="24"/>
-          <w:szCs w:val="24"/>
-        </w:rPr>
-      </w:pPr>
-    </w:p>
-    <w:p ns2:paraId="15D58AC5" ns2:textId="77777777">
+    <w:p>
+      <w:pPr>
+        <w:spacing w:line="360" w:lineRule="auto"/>
+        <w:jc w:val="both"/>
+        <w:rPr>
+          <w:rFonts w:ascii="Arial" w:eastAsia="Arial" w:hAnsi="Arial" w:cs="Arial"/>
+          <w:b/>
+          <w:sz w:val="24"/>
+          <w:szCs w:val="24"/>
+        </w:rPr>
+      </w:pPr>
+    </w:p>
+    <w:p>
       <w:pPr>
         <w:spacing w:line="360" w:lineRule="auto"/>
         <w:jc w:val="center"/>
@@ -2827,19 +2396,19 @@
         <w:t>CLÁUSULA 8ª - DA VIGÊNCIA</w:t>
       </w:r>
     </w:p>
-    <w:p ns2:paraId="3C3953B3" ns2:textId="77777777">
-      <w:pPr>
-        <w:spacing w:line="360" w:lineRule="auto"/>
-        <w:jc w:val="both"/>
-        <w:rPr>
-          <w:rFonts w:ascii="Arial" w:eastAsia="Arial" w:hAnsi="Arial" w:cs="Arial"/>
-          <w:b/>
-          <w:sz w:val="24"/>
-          <w:szCs w:val="24"/>
-        </w:rPr>
-      </w:pPr>
-    </w:p>
-    <w:p ns2:paraId="7E4CD357" ns2:textId="77777777">
+    <w:p>
+      <w:pPr>
+        <w:spacing w:line="360" w:lineRule="auto"/>
+        <w:jc w:val="both"/>
+        <w:rPr>
+          <w:rFonts w:ascii="Arial" w:eastAsia="Arial" w:hAnsi="Arial" w:cs="Arial"/>
+          <w:b/>
+          <w:sz w:val="24"/>
+          <w:szCs w:val="24"/>
+        </w:rPr>
+      </w:pPr>
+    </w:p>
+    <w:p>
       <w:pPr>
         <w:spacing w:line="360" w:lineRule="auto"/>
         <w:jc w:val="both"/>
@@ -2868,18 +2437,18 @@
         <w:t>O presente Termo de Convênio é celebrado por prazo indeterminado, podendo ser denunciado por uma das partes, mediante comunicado por escrito, com antecedência mínima de 30 (trinta) dias, sem atribuição de qualquer multa ou penalidade legal ou contratual pela resilição.</w:t>
       </w:r>
     </w:p>
-    <w:p ns2:paraId="64549E39" ns2:textId="77777777">
-      <w:pPr>
-        <w:spacing w:line="360" w:lineRule="auto"/>
-        <w:jc w:val="both"/>
-        <w:rPr>
-          <w:rFonts w:ascii="Arial" w:eastAsia="Arial" w:hAnsi="Arial" w:cs="Arial"/>
-          <w:sz w:val="24"/>
-          <w:szCs w:val="24"/>
-        </w:rPr>
-      </w:pPr>
-    </w:p>
-    <w:p ns2:paraId="1D46E705" ns2:textId="77777777">
+    <w:p>
+      <w:pPr>
+        <w:spacing w:line="360" w:lineRule="auto"/>
+        <w:jc w:val="both"/>
+        <w:rPr>
+          <w:rFonts w:ascii="Arial" w:eastAsia="Arial" w:hAnsi="Arial" w:cs="Arial"/>
+          <w:sz w:val="24"/>
+          <w:szCs w:val="24"/>
+        </w:rPr>
+      </w:pPr>
+    </w:p>
+    <w:p>
       <w:pPr>
         <w:spacing w:line="360" w:lineRule="auto"/>
         <w:jc w:val="center"/>
@@ -2900,7 +2469,7 @@
         <w:t>CLÁUSULA 9ª - DA RESCISÃO</w:t>
       </w:r>
     </w:p>
-    <w:p ns2:paraId="44197D63" ns2:textId="77777777">
+    <w:p>
       <w:pPr>
         <w:spacing w:line="360" w:lineRule="auto"/>
         <w:ind w:left="1134" w:hanging="567"/>
@@ -2913,7 +2482,7 @@
         </w:rPr>
       </w:pPr>
     </w:p>
-    <w:p ns2:paraId="20EC1F40" ns2:textId="77777777">
+    <w:p>
       <w:pPr>
         <w:spacing w:line="360" w:lineRule="auto"/>
         <w:jc w:val="both"/>
@@ -2958,7 +2527,7 @@
         <w:t>Termo de Convênio poderá ser rescindido por qualquer das partes convenientes a qualquer tempo, bastando simples comunicação ao outro partícipe, mediante correspondência com aviso de recebimento ou protocolo com, no mínimo, 30 (trinta) dias de antecedência, sem quaisquer ônus advindo desta medida, ficando as partes responsáveis pelas obrigações decorrentes do prazo em que tenha vigido o presente Termo de Convênio e beneficiando-se das vantagens somente em relação ao tempo em que participaram do acordo, inclusive aos estagiários, no que couber.</w:t>
       </w:r>
     </w:p>
-    <w:p ns2:paraId="1D779D63" ns2:textId="77777777">
+    <w:p>
       <w:pPr>
         <w:spacing w:line="360" w:lineRule="auto"/>
         <w:ind w:left="1134" w:hanging="567"/>
@@ -2971,7 +2540,7 @@
         </w:rPr>
       </w:pPr>
     </w:p>
-    <w:p ns2:paraId="10DDAF37" ns2:textId="77777777">
+    <w:p>
       <w:pPr>
         <w:spacing w:line="360" w:lineRule="auto"/>
         <w:jc w:val="both"/>
@@ -2999,19 +2568,19 @@
         <w:t>Havendo atividades em andamento, por força de planos de estágios previamente aprovados e cobertos por termos de compromissos específicos, não serão as mesmas prejudicadas, devendo, consequentemente, aguardar-se a conclusão dessas atividades para se proceder à rescisão do presente Termo de Convênio.</w:t>
       </w:r>
     </w:p>
-    <w:p ns2:paraId="23979910" ns2:textId="77777777">
-      <w:pPr>
-        <w:spacing w:line="360" w:lineRule="auto"/>
-        <w:jc w:val="both"/>
-        <w:rPr>
-          <w:rFonts w:ascii="Arial" w:eastAsia="Arial" w:hAnsi="Arial" w:cs="Arial"/>
-          <w:b/>
-          <w:sz w:val="24"/>
-          <w:szCs w:val="24"/>
-        </w:rPr>
-      </w:pPr>
-    </w:p>
-    <w:p ns2:paraId="09D7CA9D" ns2:textId="77777777">
+    <w:p>
+      <w:pPr>
+        <w:spacing w:line="360" w:lineRule="auto"/>
+        <w:jc w:val="both"/>
+        <w:rPr>
+          <w:rFonts w:ascii="Arial" w:eastAsia="Arial" w:hAnsi="Arial" w:cs="Arial"/>
+          <w:b/>
+          <w:sz w:val="24"/>
+          <w:szCs w:val="24"/>
+        </w:rPr>
+      </w:pPr>
+    </w:p>
+    <w:p>
       <w:pPr>
         <w:spacing w:line="360" w:lineRule="auto"/>
         <w:jc w:val="center"/>
@@ -3032,19 +2601,19 @@
         <w:t>CLÁUSULA 10ª - DO FORO</w:t>
       </w:r>
     </w:p>
-    <w:p ns2:paraId="3684ADAC" ns2:textId="77777777">
-      <w:pPr>
-        <w:spacing w:line="360" w:lineRule="auto"/>
-        <w:jc w:val="both"/>
-        <w:rPr>
-          <w:rFonts w:ascii="Arial" w:eastAsia="Arial" w:hAnsi="Arial" w:cs="Arial"/>
-          <w:b/>
-          <w:sz w:val="24"/>
-          <w:szCs w:val="24"/>
-        </w:rPr>
-      </w:pPr>
-    </w:p>
-    <w:p ns2:paraId="1B0761A6" ns2:textId="77777777">
+    <w:p>
+      <w:pPr>
+        <w:spacing w:line="360" w:lineRule="auto"/>
+        <w:jc w:val="both"/>
+        <w:rPr>
+          <w:rFonts w:ascii="Arial" w:eastAsia="Arial" w:hAnsi="Arial" w:cs="Arial"/>
+          <w:b/>
+          <w:sz w:val="24"/>
+          <w:szCs w:val="24"/>
+        </w:rPr>
+      </w:pPr>
+    </w:p>
+    <w:p>
       <w:pPr>
         <w:spacing w:line="360" w:lineRule="auto"/>
         <w:jc w:val="both"/>
@@ -3072,18 +2641,18 @@
         <w:t>Para dirimir quaisquer litígios oriundos do presente Termo de Convênio que não puderem ser resolvidos amigavelmente pelas partes, fica eleito o foro da Comarca de PARANAVAÍ, Estado do Paraná, com renúncia de qualquer outro, por mais privilegiado que seja.</w:t>
       </w:r>
     </w:p>
-    <w:p ns2:paraId="0539DFB2" ns2:textId="77777777">
-      <w:pPr>
-        <w:spacing w:line="360" w:lineRule="auto"/>
-        <w:jc w:val="both"/>
-        <w:rPr>
-          <w:rFonts w:ascii="Arial" w:eastAsia="Arial" w:hAnsi="Arial" w:cs="Arial"/>
-          <w:sz w:val="24"/>
-          <w:szCs w:val="24"/>
-        </w:rPr>
-      </w:pPr>
-    </w:p>
-    <w:p ns2:paraId="18476098" ns2:textId="77777777">
+    <w:p>
+      <w:pPr>
+        <w:spacing w:line="360" w:lineRule="auto"/>
+        <w:jc w:val="both"/>
+        <w:rPr>
+          <w:rFonts w:ascii="Arial" w:eastAsia="Arial" w:hAnsi="Arial" w:cs="Arial"/>
+          <w:sz w:val="24"/>
+          <w:szCs w:val="24"/>
+        </w:rPr>
+      </w:pPr>
+    </w:p>
+    <w:p>
       <w:pPr>
         <w:spacing w:line="360" w:lineRule="auto"/>
         <w:jc w:val="both"/>
@@ -3111,114 +2680,37 @@
         <w:t>qualificadas, para que produza seus jurídicos e legais efeitos.</w:t>
       </w:r>
     </w:p>
-    <w:p ns2:paraId="05517227" ns2:textId="77777777">
-      <w:pPr>
-        <w:spacing w:line="360" w:lineRule="auto"/>
-        <w:jc w:val="both"/>
-        <w:rPr>
-          <w:rFonts w:ascii="Arial" w:eastAsia="Arial" w:hAnsi="Arial" w:cs="Arial"/>
-          <w:sz w:val="24"/>
-          <w:szCs w:val="24"/>
-        </w:rPr>
-      </w:pPr>
-    </w:p>
-    <w:p ns2:paraId="2094E7DC" ns2:textId="6027CB1F">
-      <w:pPr>
-        <w:spacing w:line="360" w:lineRule="auto"/>
-        <w:jc w:val="both"/>
-        <w:rPr>
-          <w:rFonts w:ascii="Arial" w:eastAsia="Arial" w:hAnsi="Arial" w:cs="Arial"/>
-          <w:sz w:val="24"/>
-          <w:szCs w:val="24"/>
-        </w:rPr>
-      </w:pPr>
-      <w:r>
-        <w:rPr>
-          <w:rFonts w:ascii="Arial" w:eastAsia="Arial" w:hAnsi="Arial" w:cs="Arial"/>
-          <w:sz w:val="24"/>
-          <w:szCs w:val="24"/>
-        </w:rPr>
-        <w:t>Paranavaí/PR, {data_extenso}.</w:t>
-      </w:r>
-      <w:proofErr w:type="gramStart"/>
-      <w:r>
-        <w:rPr>
-          <w:rFonts w:ascii="Arial" w:eastAsia="Arial" w:hAnsi="Arial" w:cs="Arial"/>
-          <w:sz w:val="24"/>
-          <w:szCs w:val="24"/>
-        </w:rPr>
-      </w:r>
-      <w:r>
-        <w:rPr>
-          <w:rFonts w:ascii="Arial" w:eastAsia="Arial" w:hAnsi="Arial" w:cs="Arial"/>
-          <w:sz w:val="24"/>
-          <w:szCs w:val="24"/>
-        </w:rPr>
-      </w:r>
-      <w:r>
-        <w:rPr>
-          <w:rFonts w:ascii="Arial" w:eastAsia="Arial" w:hAnsi="Arial" w:cs="Arial"/>
-          <w:b/>
-          <w:sz w:val="24"/>
-          <w:szCs w:val="24"/>
-        </w:rPr>
-      </w:r>
-      <w:proofErr w:type="gramEnd"/>
-      <w:r>
-        <w:rPr>
-          <w:rFonts w:ascii="Arial" w:eastAsia="Arial" w:hAnsi="Arial" w:cs="Arial"/>
-          <w:b/>
-          <w:sz w:val="24"/>
-          <w:szCs w:val="24"/>
-        </w:rPr>
-      </w:r>
-      <w:r>
-        <w:rPr>
-          <w:rFonts w:ascii="Arial" w:eastAsia="Arial" w:hAnsi="Arial" w:cs="Arial"/>
-          <w:b/>
-          <w:color w:val="FF0000"/>
-          <w:sz w:val="24"/>
-          <w:szCs w:val="24"/>
-        </w:rPr>
-      </w:r>
-      <w:r>
-        <w:rPr>
-          <w:rFonts w:ascii="Arial" w:eastAsia="Arial" w:hAnsi="Arial" w:cs="Arial"/>
-          <w:sz w:val="24"/>
-          <w:szCs w:val="24"/>
-        </w:rPr>
-      </w:r>
-      <w:r>
-        <w:rPr>
-          <w:rFonts w:ascii="Arial" w:eastAsia="Arial" w:hAnsi="Arial" w:cs="Arial"/>
-          <w:sz w:val="24"/>
-          <w:szCs w:val="24"/>
-        </w:rPr>
-      </w:r>
-      <w:r>
-        <w:rPr>
-          <w:rFonts w:ascii="Arial" w:eastAsia="Arial" w:hAnsi="Arial" w:cs="Arial"/>
-          <w:b/>
-          <w:sz w:val="24"/>
-          <w:szCs w:val="24"/>
-        </w:rPr>
-      </w:r>
-      <w:r>
-        <w:rPr>
-          <w:rFonts w:ascii="Arial" w:eastAsia="Arial" w:hAnsi="Arial" w:cs="Arial"/>
-          <w:sz w:val="24"/>
-          <w:szCs w:val="24"/>
-        </w:rPr>
-      </w:r>
-      <w:r>
-        <w:rPr>
-          <w:rFonts w:ascii="Arial" w:eastAsia="Arial" w:hAnsi="Arial" w:cs="Arial"/>
-          <w:sz w:val="24"/>
-          <w:szCs w:val="24"/>
-        </w:rPr>
-      </w:r>
-    </w:p>
-    <w:p ns2:paraId="0B8FA46A" ns2:textId="77777777">
+    <w:p>
+      <w:pPr>
+        <w:spacing w:line="360" w:lineRule="auto"/>
+        <w:jc w:val="both"/>
+        <w:rPr>
+          <w:rFonts w:ascii="Arial" w:eastAsia="Arial" w:hAnsi="Arial" w:cs="Arial"/>
+          <w:sz w:val="24"/>
+          <w:szCs w:val="24"/>
+        </w:rPr>
+      </w:pPr>
+    </w:p>
+    <w:p>
+      <w:pPr>
+        <w:spacing w:line="360" w:lineRule="auto"/>
+        <w:jc w:val="both"/>
+        <w:rPr>
+          <w:rFonts w:ascii="Arial" w:eastAsia="Arial" w:hAnsi="Arial" w:cs="Arial"/>
+          <w:sz w:val="24"/>
+          <w:szCs w:val="24"/>
+        </w:rPr>
+      </w:pPr>
+      <w:r>
+        <w:rPr>
+          <w:rFonts w:ascii="Arial" w:eastAsia="Arial" w:hAnsi="Arial" w:cs="Arial"/>
+          <w:sz w:val="24"/>
+          <w:szCs w:val="24"/>
+        </w:rPr>
+        <w:t xml:space="preserve">Paranava?/PR, {data_extenso}.</w:t>
+      </w:r>
+    </w:p>
+    <w:p>
       <w:pPr>
         <w:spacing w:line="360" w:lineRule="auto"/>
         <w:jc w:val="both"/>
@@ -3241,13 +2733,13 @@
           <w:insideV w:val="single" w:sz="4" w:space="0" w:color="000000"/>
         </w:tblBorders>
         <w:tblLayout w:type="fixed"/>
-        <w:tblLook w:val="0400"/>
+        <w:tblLook w:val="0400" w:firstRow="0" w:lastRow="0" w:firstColumn="0" w:lastColumn="0" w:noHBand="0" w:noVBand="1"/>
       </w:tblPr>
       <w:tblGrid>
         <w:gridCol w:w="4535"/>
         <w:gridCol w:w="4869"/>
       </w:tblGrid>
-      <w:tr ns2:paraId="4350BC34" ns2:textId="77777777">
+      <w:tr>
         <w:trPr>
           <w:trHeight w:val="2146"/>
         </w:trPr>
@@ -3256,7 +2748,7 @@
             <w:tcW w:w="4535" w:type="dxa"/>
             <w:vAlign w:val="bottom"/>
           </w:tcPr>
-          <w:p ns2:paraId="20A3208B" ns2:textId="77777777">
+          <w:p>
             <w:pPr>
               <w:spacing w:line="360" w:lineRule="auto"/>
               <w:jc w:val="center"/>
@@ -3268,7 +2760,7 @@
               </w:rPr>
             </w:pPr>
           </w:p>
-          <w:p ns2:paraId="2D244A84" ns2:textId="77777777">
+          <w:p>
             <w:pPr>
               <w:spacing w:line="360" w:lineRule="auto"/>
               <w:jc w:val="center"/>
@@ -3280,7 +2772,7 @@
               </w:rPr>
             </w:pPr>
           </w:p>
-          <w:p ns2:paraId="644B7182" ns2:textId="77777777">
+          <w:p>
             <w:pPr>
               <w:spacing w:line="360" w:lineRule="auto"/>
               <w:jc w:val="center"/>
@@ -3301,7 +2793,7 @@
               <w:t>___________________________</w:t>
             </w:r>
           </w:p>
-          <w:p ns2:paraId="3D4E73F9" ns2:textId="77777777">
+          <w:p>
             <w:pPr>
               <w:spacing w:line="360" w:lineRule="auto"/>
               <w:jc w:val="center"/>
@@ -3322,7 +2814,7 @@
               <w:t>CONVENIADA – LOCAL</w:t>
             </w:r>
           </w:p>
-          <w:p ns2:paraId="05C3F8F1" ns2:textId="77777777">
+          <w:p>
             <w:pPr>
               <w:spacing w:line="360" w:lineRule="auto"/>
               <w:jc w:val="center"/>
@@ -3349,7 +2841,7 @@
             <w:tcW w:w="4869" w:type="dxa"/>
             <w:vAlign w:val="bottom"/>
           </w:tcPr>
-          <w:p ns2:paraId="4A31F517" ns2:textId="77777777">
+          <w:p>
             <w:pPr>
               <w:spacing w:line="360" w:lineRule="auto"/>
               <w:jc w:val="center"/>
@@ -3361,7 +2853,7 @@
               </w:rPr>
             </w:pPr>
           </w:p>
-          <w:p ns2:paraId="79944E64" ns2:textId="77777777">
+          <w:p>
             <w:pPr>
               <w:spacing w:line="360" w:lineRule="auto"/>
               <w:jc w:val="center"/>
@@ -3373,7 +2865,7 @@
               </w:rPr>
             </w:pPr>
           </w:p>
-          <w:p ns2:paraId="499046C4" ns2:textId="77777777">
+          <w:p>
             <w:pPr>
               <w:spacing w:line="360" w:lineRule="auto"/>
               <w:jc w:val="center"/>
@@ -3394,7 +2886,7 @@
               <w:t>___________________________</w:t>
             </w:r>
           </w:p>
-          <w:p ns2:paraId="3EF7B188" ns2:textId="77777777">
+          <w:p>
             <w:pPr>
               <w:spacing w:line="360" w:lineRule="auto"/>
               <w:jc w:val="center"/>
@@ -3415,7 +2907,7 @@
               <w:t>CONVENENTE - UNIFATECIE</w:t>
             </w:r>
           </w:p>
-          <w:p ns2:paraId="3F629090" ns2:textId="77777777">
+          <w:p>
             <w:pPr>
               <w:spacing w:line="360" w:lineRule="auto"/>
               <w:jc w:val="center"/>
@@ -3439,7 +2931,7 @@
         </w:tc>
       </w:tr>
     </w:tbl>
-    <w:p ns2:paraId="3015DB26" ns2:textId="77777777">
+    <w:p>
       <w:pPr>
         <w:jc w:val="both"/>
         <w:rPr>
@@ -3474,25 +2966,25 @@
         <w:t xml:space="preserve"> assinatura só será considerada se for digital (Token, GOV) se manual deverá ser reconhecida em firma. </w:t>
       </w:r>
     </w:p>
-    <w:p ns2:paraId="0B50F335" ns2:textId="77777777">
-      <w:pPr>
-        <w:spacing w:line="360" w:lineRule="auto"/>
-        <w:jc w:val="both"/>
-        <w:rPr>
-          <w:rFonts w:ascii="Arial" w:eastAsia="Arial" w:hAnsi="Arial" w:cs="Arial"/>
-          <w:sz w:val="24"/>
-          <w:szCs w:val="24"/>
-        </w:rPr>
-      </w:pPr>
-    </w:p>
-    <w:p ns2:paraId="0102DD88" ns2:textId="77777777"/>
+    <w:p>
+      <w:pPr>
+        <w:spacing w:line="360" w:lineRule="auto"/>
+        <w:jc w:val="both"/>
+        <w:rPr>
+          <w:rFonts w:ascii="Arial" w:eastAsia="Arial" w:hAnsi="Arial" w:cs="Arial"/>
+          <w:sz w:val="24"/>
+          <w:szCs w:val="24"/>
+        </w:rPr>
+      </w:pPr>
+    </w:p>
+    <w:p/>
     <w:sectPr>
-      <w:headerReference w:type="even" ns3:id="rId7"/>
-      <w:headerReference w:type="default" ns3:id="rId8"/>
-      <w:footerReference w:type="even" ns3:id="rId9"/>
-      <w:footerReference w:type="default" ns3:id="rId10"/>
-      <w:headerReference w:type="first" ns3:id="rId11"/>
-      <w:footerReference w:type="first" ns3:id="rId12"/>
+      <w:headerReference w:type="even" r:id="rId7"/>
+      <w:headerReference w:type="default" r:id="rId8"/>
+      <w:footerReference w:type="even" r:id="rId9"/>
+      <w:footerReference w:type="default" r:id="rId10"/>
+      <w:headerReference w:type="first" r:id="rId11"/>
+      <w:footerReference w:type="first" r:id="rId12"/>
       <w:pgSz w:w="11906" w:h="16838"/>
       <w:pgMar w:top="1701" w:right="1134" w:bottom="1701" w:left="1134" w:header="709" w:footer="709" w:gutter="0"/>
       <w:pgNumType w:start="1"/>

--- a/templates/remunerado.docx
+++ b/templates/remunerado.docx
@@ -184,8 +184,8 @@
       </w:tblPr>
       <w:tblGrid>
         <w:gridCol w:w="2738"/>
-        <w:gridCol w:w="2767"/>
-        <w:gridCol w:w="2378"/>
+        <w:gridCol w:w="1925"/>
+        <w:gridCol w:w="3220"/>
         <w:gridCol w:w="1764"/>
       </w:tblGrid>
       <w:tr>
@@ -396,7 +396,24 @@
                 <w:sz w:val="24"/>
                 <w:szCs w:val="24"/>
               </w:rPr>
-              <w:t xml:space="preserve">Área de atuação: {area_atuacao}</w:t>
+              <w:t>Área de atuação: {area_atuacao}</w:t>
+            </w:r>
+            <w:r>
+              <w:rPr>
+                <w:rFonts w:ascii="Arial" w:eastAsia="Arial" w:hAnsi="Arial" w:cs="Arial"/>
+                <w:b/>
+                <w:sz w:val="24"/>
+                <w:szCs w:val="24"/>
+              </w:rPr>
+              <w:t xml:space="preserve"/>
+            </w:r>
+            <w:r>
+              <w:rPr>
+                <w:rFonts w:ascii="Arial" w:eastAsia="Arial" w:hAnsi="Arial" w:cs="Arial"/>
+                <w:sz w:val="24"/>
+                <w:szCs w:val="24"/>
+              </w:rPr>
+              <w:t xml:space="preserve"/>
             </w:r>
           </w:p>
         </w:tc>
@@ -432,13 +449,30 @@
                 <w:sz w:val="24"/>
                 <w:szCs w:val="24"/>
               </w:rPr>
-              <w:t xml:space="preserve">Endereço: {endereco}</w:t>
+              <w:t>Endereço: {endereco}</w:t>
+            </w:r>
+            <w:r>
+              <w:rPr>
+                <w:rFonts w:ascii="Arial" w:eastAsia="Arial" w:hAnsi="Arial" w:cs="Arial"/>
+                <w:b/>
+                <w:sz w:val="24"/>
+                <w:szCs w:val="24"/>
+              </w:rPr>
+              <w:t xml:space="preserve"/>
+            </w:r>
+            <w:r>
+              <w:rPr>
+                <w:rFonts w:ascii="Arial" w:eastAsia="Arial" w:hAnsi="Arial" w:cs="Arial"/>
+                <w:sz w:val="24"/>
+                <w:szCs w:val="24"/>
+              </w:rPr>
+              <w:t xml:space="preserve"/>
             </w:r>
           </w:p>
         </w:tc>
         <w:tc>
           <w:tcPr>
-            <w:tcW w:w="1763" w:type="dxa"/>
+            <w:tcW w:w="1764" w:type="dxa"/>
             <w:tcBorders>
               <w:top w:val="single" w:sz="4" w:space="0" w:color="000000"/>
               <w:bottom w:val="single" w:sz="4" w:space="0" w:color="000000"/>
@@ -461,7 +495,24 @@
                 <w:sz w:val="24"/>
                 <w:szCs w:val="24"/>
               </w:rPr>
-              <w:t>n?: {numero}</w:t>
+              <w:t>nº: {numero}</w:t>
+            </w:r>
+            <w:r>
+              <w:rPr>
+                <w:rFonts w:ascii="Arial" w:eastAsia="Arial" w:hAnsi="Arial" w:cs="Arial"/>
+                <w:b/>
+                <w:sz w:val="24"/>
+                <w:szCs w:val="24"/>
+              </w:rPr>
+              <w:t xml:space="preserve"/>
+            </w:r>
+            <w:r>
+              <w:rPr>
+                <w:rFonts w:ascii="Arial" w:eastAsia="Arial" w:hAnsi="Arial" w:cs="Arial"/>
+                <w:sz w:val="24"/>
+                <w:szCs w:val="24"/>
+              </w:rPr>
+              <w:t xml:space="preserve"/>
             </w:r>
           </w:p>
         </w:tc>
@@ -496,13 +547,30 @@
                 <w:sz w:val="24"/>
                 <w:szCs w:val="24"/>
               </w:rPr>
-              <w:t xml:space="preserve">Complemento: {complemento}</w:t>
+              <w:t>Complemento: {complemento}</w:t>
+            </w:r>
+            <w:r>
+              <w:rPr>
+                <w:rFonts w:ascii="Arial" w:eastAsia="Arial" w:hAnsi="Arial" w:cs="Arial"/>
+                <w:b/>
+                <w:sz w:val="24"/>
+                <w:szCs w:val="24"/>
+              </w:rPr>
+              <w:t xml:space="preserve"/>
+            </w:r>
+            <w:r>
+              <w:rPr>
+                <w:rFonts w:ascii="Arial" w:eastAsia="Arial" w:hAnsi="Arial" w:cs="Arial"/>
+                <w:sz w:val="24"/>
+                <w:szCs w:val="24"/>
+              </w:rPr>
+              <w:t xml:space="preserve"/>
             </w:r>
           </w:p>
         </w:tc>
         <w:tc>
           <w:tcPr>
-            <w:tcW w:w="2767" w:type="dxa"/>
+            <w:tcW w:w="1925" w:type="dxa"/>
             <w:tcBorders>
               <w:top w:val="single" w:sz="4" w:space="0" w:color="000000"/>
               <w:bottom w:val="single" w:sz="4" w:space="0" w:color="000000"/>
@@ -525,13 +593,30 @@
                 <w:sz w:val="24"/>
                 <w:szCs w:val="24"/>
               </w:rPr>
-              <w:t xml:space="preserve">Bairro: {bairro}</w:t>
+              <w:t>Bairro: {bairro}</w:t>
+            </w:r>
+            <w:r>
+              <w:rPr>
+                <w:rFonts w:ascii="Arial" w:eastAsia="Arial" w:hAnsi="Arial" w:cs="Arial"/>
+                <w:b/>
+                <w:sz w:val="24"/>
+                <w:szCs w:val="24"/>
+              </w:rPr>
+              <w:t xml:space="preserve"/>
+            </w:r>
+            <w:r>
+              <w:rPr>
+                <w:rFonts w:ascii="Arial" w:eastAsia="Arial" w:hAnsi="Arial" w:cs="Arial"/>
+                <w:sz w:val="24"/>
+                <w:szCs w:val="24"/>
+              </w:rPr>
+              <w:t xml:space="preserve"/>
             </w:r>
           </w:p>
         </w:tc>
         <w:tc>
           <w:tcPr>
-            <w:tcW w:w="2378" w:type="dxa"/>
+            <w:tcW w:w="3220" w:type="dxa"/>
             <w:tcBorders>
               <w:top w:val="single" w:sz="4" w:space="0" w:color="000000"/>
               <w:bottom w:val="single" w:sz="4" w:space="0" w:color="000000"/>
@@ -554,13 +639,30 @@
                 <w:sz w:val="24"/>
                 <w:szCs w:val="24"/>
               </w:rPr>
-              <w:t xml:space="preserve">Cidade: {cidade}</w:t>
+              <w:t>Cidade: {cidade}</w:t>
+            </w:r>
+            <w:r>
+              <w:rPr>
+                <w:rFonts w:ascii="Arial" w:eastAsia="Arial" w:hAnsi="Arial" w:cs="Arial"/>
+                <w:b/>
+                <w:sz w:val="24"/>
+                <w:szCs w:val="24"/>
+              </w:rPr>
+              <w:t xml:space="preserve"/>
+            </w:r>
+            <w:r>
+              <w:rPr>
+                <w:rFonts w:ascii="Arial" w:eastAsia="Arial" w:hAnsi="Arial" w:cs="Arial"/>
+                <w:sz w:val="24"/>
+                <w:szCs w:val="24"/>
+              </w:rPr>
+              <w:t xml:space="preserve"/>
             </w:r>
           </w:p>
         </w:tc>
         <w:tc>
           <w:tcPr>
-            <w:tcW w:w="1763" w:type="dxa"/>
+            <w:tcW w:w="1764" w:type="dxa"/>
             <w:tcBorders>
               <w:top w:val="single" w:sz="4" w:space="0" w:color="000000"/>
               <w:bottom w:val="single" w:sz="4" w:space="0" w:color="000000"/>
@@ -583,7 +685,24 @@
                 <w:sz w:val="24"/>
                 <w:szCs w:val="24"/>
               </w:rPr>
-              <w:t xml:space="preserve">Estado: {estado}</w:t>
+              <w:t>Estado: {estado}</w:t>
+            </w:r>
+            <w:r>
+              <w:rPr>
+                <w:rFonts w:ascii="Arial" w:eastAsia="Arial" w:hAnsi="Arial" w:cs="Arial"/>
+                <w:b/>
+                <w:sz w:val="24"/>
+                <w:szCs w:val="24"/>
+              </w:rPr>
+              <w:t xml:space="preserve"/>
+            </w:r>
+            <w:r>
+              <w:rPr>
+                <w:rFonts w:ascii="Arial" w:eastAsia="Arial" w:hAnsi="Arial" w:cs="Arial"/>
+                <w:sz w:val="24"/>
+                <w:szCs w:val="24"/>
+              </w:rPr>
+              <w:t xml:space="preserve"/>
             </w:r>
           </w:p>
         </w:tc>
@@ -595,7 +714,7 @@
         </w:trPr>
         <w:tc>
           <w:tcPr>
-            <w:tcW w:w="5505" w:type="dxa"/>
+            <w:tcW w:w="4663" w:type="dxa"/>
             <w:gridSpan w:val="2"/>
             <w:tcBorders>
               <w:top w:val="single" w:sz="4" w:space="0" w:color="000000"/>
@@ -619,13 +738,30 @@
                 <w:sz w:val="24"/>
                 <w:szCs w:val="24"/>
               </w:rPr>
-              <w:t xml:space="preserve">CEP: {cep}</w:t>
+              <w:t>CEP: {cep}  Telefone: {telefone}</w:t>
+            </w:r>
+            <w:r>
+              <w:rPr>
+                <w:rFonts w:ascii="Arial" w:eastAsia="Arial" w:hAnsi="Arial" w:cs="Arial"/>
+                <w:b/>
+                <w:sz w:val="24"/>
+                <w:szCs w:val="24"/>
+              </w:rPr>
+              <w:t xml:space="preserve"/>
+            </w:r>
+            <w:r>
+              <w:rPr>
+                <w:rFonts w:ascii="Arial" w:eastAsia="Arial" w:hAnsi="Arial" w:cs="Arial"/>
+                <w:sz w:val="24"/>
+                <w:szCs w:val="24"/>
+              </w:rPr>
+              <w:t xml:space="preserve"/>
             </w:r>
           </w:p>
         </w:tc>
         <w:tc>
           <w:tcPr>
-            <w:tcW w:w="4141" w:type="dxa"/>
+            <w:tcW w:w="4984" w:type="dxa"/>
             <w:gridSpan w:val="2"/>
             <w:tcBorders>
               <w:top w:val="single" w:sz="4" w:space="0" w:color="000000"/>
@@ -647,7 +783,33 @@
                 <w:sz w:val="24"/>
                 <w:szCs w:val="24"/>
               </w:rPr>
-              <w:t xml:space="preserve">WhatsApp: {telefone}</w:t>
+              <w:t>Responsável pelo estágio ou setor: {responsavel_estagios}  Telefone direto: {contato_responsavel}</w:t>
+            </w:r>
+            <w:r>
+              <w:rPr>
+                <w:rFonts w:ascii="Arial" w:eastAsia="Arial" w:hAnsi="Arial" w:cs="Arial"/>
+                <w:sz w:val="24"/>
+                <w:szCs w:val="24"/>
+              </w:rPr>
+              <w:br/>
+              <w:t/>
+            </w:r>
+            <w:r>
+              <w:rPr>
+                <w:rFonts w:ascii="Arial" w:eastAsia="Arial" w:hAnsi="Arial" w:cs="Arial"/>
+                <w:b/>
+                <w:sz w:val="24"/>
+                <w:szCs w:val="24"/>
+              </w:rPr>
+              <w:t xml:space="preserve"/>
+            </w:r>
+            <w:r>
+              <w:rPr>
+                <w:rFonts w:ascii="Arial" w:eastAsia="Arial" w:hAnsi="Arial" w:cs="Arial"/>
+                <w:sz w:val="24"/>
+                <w:szCs w:val="24"/>
+              </w:rPr>
+              <w:t xml:space="preserve"/>
             </w:r>
           </w:p>
         </w:tc>
@@ -659,7 +821,7 @@
         </w:trPr>
         <w:tc>
           <w:tcPr>
-            <w:tcW w:w="5505" w:type="dxa"/>
+            <w:tcW w:w="4663" w:type="dxa"/>
             <w:gridSpan w:val="2"/>
             <w:tcBorders>
               <w:top w:val="single" w:sz="4" w:space="0" w:color="000000"/>
@@ -684,7 +846,16 @@
                 <w:sz w:val="24"/>
                 <w:szCs w:val="24"/>
               </w:rPr>
-              <w:t xml:space="preserve">Representante: {representante}</w:t>
+              <w:t>Representante: {representante}</w:t>
+            </w:r>
+            <w:r>
+              <w:rPr>
+                <w:rFonts w:ascii="Arial" w:eastAsia="Arial" w:hAnsi="Arial" w:cs="Arial"/>
+                <w:b/>
+                <w:sz w:val="24"/>
+                <w:szCs w:val="24"/>
+              </w:rPr>
+              <w:t xml:space="preserve"/>
             </w:r>
           </w:p>
           <w:p>
@@ -741,7 +912,7 @@
         </w:tc>
         <w:tc>
           <w:tcPr>
-            <w:tcW w:w="4141" w:type="dxa"/>
+            <w:tcW w:w="4984" w:type="dxa"/>
             <w:gridSpan w:val="2"/>
             <w:tcBorders>
               <w:top w:val="single" w:sz="4" w:space="0" w:color="000000"/>
@@ -765,7 +936,16 @@
                 <w:sz w:val="24"/>
                 <w:szCs w:val="24"/>
               </w:rPr>
-              <w:t xml:space="preserve">Cargo: {cargo}</w:t>
+              <w:t>Cargo: {cargo}</w:t>
+            </w:r>
+            <w:r>
+              <w:rPr>
+                <w:rFonts w:ascii="Arial" w:eastAsia="Arial" w:hAnsi="Arial" w:cs="Arial"/>
+                <w:b/>
+                <w:sz w:val="24"/>
+                <w:szCs w:val="24"/>
+              </w:rPr>
+              <w:t xml:space="preserve"/>
             </w:r>
           </w:p>
         </w:tc>
@@ -803,7 +983,34 @@
                 <w:sz w:val="24"/>
                 <w:szCs w:val="24"/>
               </w:rPr>
-              <w:t xml:space="preserve">E-mail para assinatura digital: {email_assinatura}</w:t>
+              <w:t>E-mail para assinatura digital: {email_assinatura}</w:t>
+            </w:r>
+            <w:r>
+              <w:rPr>
+                <w:rFonts w:ascii="Arial" w:eastAsia="Arial" w:hAnsi="Arial" w:cs="Arial"/>
+                <w:b/>
+                <w:sz w:val="24"/>
+                <w:szCs w:val="24"/>
+              </w:rPr>
+              <w:t xml:space="preserve"/>
+            </w:r>
+            <w:r>
+              <w:rPr>
+                <w:rFonts w:ascii="Arial" w:eastAsia="Arial" w:hAnsi="Arial" w:cs="Arial"/>
+                <w:b/>
+                <w:sz w:val="24"/>
+                <w:szCs w:val="24"/>
+              </w:rPr>
+              <w:t xml:space="preserve"/>
+            </w:r>
+            <w:r>
+              <w:rPr>
+                <w:rFonts w:ascii="Arial" w:eastAsia="Arial" w:hAnsi="Arial" w:cs="Arial"/>
+                <w:b/>
+                <w:sz w:val="24"/>
+                <w:szCs w:val="24"/>
+              </w:rPr>
+              <w:t xml:space="preserve"/>
             </w:r>
           </w:p>
         </w:tc>
@@ -943,6 +1150,7 @@
           <w:sz w:val="24"/>
           <w:szCs w:val="24"/>
         </w:rPr>
+        <w:lastRenderedPageBreak/>
         <w:t>1.1 - </w:t>
       </w:r>
       <w:r>
@@ -951,16 +1159,7 @@
           <w:sz w:val="24"/>
           <w:szCs w:val="24"/>
         </w:rPr>
-        <w:t xml:space="preserve">O presente Termo de Convênio tem por objeto o desenvolvimento de atividades conjuntas para a operacionalização de programas de estágio: obrigatório e não-obrigatório, </w:t>
-      </w:r>
-      <w:r>
-        <w:rPr>
-          <w:rFonts w:ascii="Arial" w:eastAsia="Arial" w:hAnsi="Arial" w:cs="Arial"/>
-          <w:sz w:val="24"/>
-          <w:szCs w:val="24"/>
-        </w:rPr>
-        <w:lastRenderedPageBreak/>
-        <w:t>que será sempre de interesse curricular, com previsão no Projeto Pedagógico do respectivo Curso, constituindo-se em meio para que os discentes, futuros profissionais das diferentes áreas do saber, tenham treinamento prático na linha de sua formação, em situações reais de vida e trabalho, nos termos da Lei nº 11.788 de 25 de Setembro de 2008 e demais legislações regulamentadoras.</w:t>
+        <w:t>O presente Termo de Convênio tem por objeto o desenvolvimento de atividades conjuntas para a operacionalização de programas de estágio: obrigatório e não-obrigatório, que será sempre de interesse curricular, com previsão no Projeto Pedagógico do respectivo Curso, constituindo-se em meio para que os discentes, futuros profissionais das diferentes áreas do saber, tenham treinamento prático na linha de sua formação, em situações reais de vida e trabalho, nos termos da Lei nº 11.788 de 25 de Setembro de 2008 e demais legislações regulamentadoras.</w:t>
       </w:r>
     </w:p>
     <w:p>
@@ -1365,7 +1564,6 @@
           <w:sz w:val="24"/>
           <w:szCs w:val="24"/>
         </w:rPr>
-        <w:lastRenderedPageBreak/>
         <w:t>Desenvolver esforços oferecendo oportunidades de estágio, adequadas à proposta pedagógica do curso, à etapa e modalidade de formação escolar do discente e ao horário e calendário escolar;</w:t>
       </w:r>
     </w:p>
@@ -2707,7 +2905,70 @@
           <w:sz w:val="24"/>
           <w:szCs w:val="24"/>
         </w:rPr>
-        <w:t xml:space="preserve">Paranava?/PR, {data_extenso}.</w:t>
+        <w:t>Paranavaí/PR, {data_extenso}</w:t>
+      </w:r>
+      <w:proofErr w:type="gramStart"/>
+      <w:r>
+        <w:rPr>
+          <w:rFonts w:ascii="Arial" w:eastAsia="Arial" w:hAnsi="Arial" w:cs="Arial"/>
+          <w:sz w:val="24"/>
+          <w:szCs w:val="24"/>
+        </w:rPr>
+        <w:t xml:space="preserve"/>
+      </w:r>
+      <w:r>
+        <w:rPr>
+          <w:rFonts w:ascii="Arial" w:eastAsia="Arial" w:hAnsi="Arial" w:cs="Arial"/>
+          <w:b/>
+          <w:sz w:val="24"/>
+          <w:szCs w:val="24"/>
+        </w:rPr>
+        <w:t xml:space="preserve"/>
+      </w:r>
+      <w:proofErr w:type="gramEnd"/>
+      <w:r>
+        <w:rPr>
+          <w:rFonts w:ascii="Arial" w:eastAsia="Arial" w:hAnsi="Arial" w:cs="Arial"/>
+          <w:b/>
+          <w:sz w:val="24"/>
+          <w:szCs w:val="24"/>
+        </w:rPr>
+        <w:t xml:space="preserve"/>
+      </w:r>
+      <w:r>
+        <w:rPr>
+          <w:rFonts w:ascii="Arial" w:eastAsia="Arial" w:hAnsi="Arial" w:cs="Arial"/>
+          <w:b/>
+          <w:color w:val="FF0000"/>
+          <w:sz w:val="24"/>
+          <w:szCs w:val="24"/>
+        </w:rPr>
+        <w:t xml:space="preserve"/>
+      </w:r>
+      <w:r>
+        <w:rPr>
+          <w:rFonts w:ascii="Arial" w:eastAsia="Arial" w:hAnsi="Arial" w:cs="Arial"/>
+          <w:sz w:val="24"/>
+          <w:szCs w:val="24"/>
+        </w:rPr>
+        <w:t xml:space="preserve"/>
+      </w:r>
+      <w:r>
+        <w:rPr>
+          <w:rFonts w:ascii="Arial" w:eastAsia="Arial" w:hAnsi="Arial" w:cs="Arial"/>
+          <w:b/>
+          <w:sz w:val="24"/>
+          <w:szCs w:val="24"/>
+        </w:rPr>
+        <w:t xml:space="preserve"/>
+      </w:r>
+      <w:r>
+        <w:rPr>
+          <w:rFonts w:ascii="Arial" w:eastAsia="Arial" w:hAnsi="Arial" w:cs="Arial"/>
+          <w:sz w:val="24"/>
+          <w:szCs w:val="24"/>
+        </w:rPr>
+        <w:t/>
       </w:r>
     </w:p>
     <w:p>
@@ -4194,6 +4455,7 @@
   <w:style w:type="character" w:default="1" w:styleId="Fontepargpadro">
     <w:name w:val="Default Paragraph Font"/>
     <w:uiPriority w:val="1"/>
+    <w:semiHidden/>
     <w:unhideWhenUsed/>
   </w:style>
   <w:style w:type="table" w:default="1" w:styleId="Tabelanormal">
